--- a/docs/submission/project-description-draft.docx
+++ b/docs/submission/project-description-draft.docx
@@ -218,7 +218,7 @@
           <w:szCs w:val="28"/>
           <w:color w:val="000000"/>
         </w:rPr>
-        <w:t xml:space="preserve">乡艺有据面向乡村非遗体验活动的组织者，解决从文化资料到实际接待之间的衔接问题。输入一段讲解文案、游客需求和接待条件，输出有出处的讲解、可核算的活动方案，以及分别面向游客和组织者的体验包。首个案例限定为蔚县剪纸、同场地、小规模接待，以丰宁满族剪纸作为地域知识对照，避免在缺少地方资料和人员资源时宣称覆盖全国非遗。</w:t>
+        <w:t xml:space="preserve">乡艺有据面向乡村非遗体验活动的组织者，解决从文化资料到实际接待之间的衔接问题。输入一段讲解文案、游客需求和接待条件，输出有出处的讲解、可核算的活动方案，以及分别面向游客和组织者的体验包，让非遗不止被看见，更能被体验。首个案例限定为蔚县剪纸、同场地、小规模接待，以丰宁满族剪纸作为地域知识对照，避免在缺少地方资料和人员资源时宣称覆盖全国非遗。</w:t>
       </w:r>
     </w:p>
     <w:p>
@@ -523,7 +523,7 @@
           <w:szCs w:val="28"/>
           <w:color w:val="000000"/>
         </w:rPr>
-        <w:t xml:space="preserve">旧六条首次内部验收仅2条完全符合预期，失败原样保留；修复后的回归6条符合预期。2026年10月3日，另24条未用于调试的新输入首跑：有界流程在完整交付、必要确认、具体正确拒绝三类分别为12/12、6/6、5/6，同条件固定流程为10/12、5/6、3/6。有界流程交付题没有过度拒绝，但共调用模型98次，固定流程78次；各24次混合任务的耗时中位数为4.523秒、2.209秒，不宣称同算力或速度优势。新例仍暴露“总时间两小时”作用域识别失败，保留记录，不再按新题调试。这是同一协作团队的小规模内部验证，不称独立第三方评测或通用准确率。上述结果对应冻结实现；其后补充教学审核否定结论的程序门禁，仅作程序检查，未重跑这24条，不能用旧分数证明补丁效果。</w:t>
+        <w:t xml:space="preserve">旧六条首次内部验收仅2条完全符合预期，失败原样保留；修复后的回归6条符合预期。3833ce1冻结版的24条新输入首跑：有界流程完整交付、必要确认、具体正确拒绝分别12/12、6/6、5/6，固定流程10/12、5/6、3/6；对应98/78次调用，任务中位耗时4.523/2.209秒。该首跑是同一协作团队的小规模内部验证，不称独立第三方评测或通用准确率。随后候选版本仅修复“总时间”作用范围，并将同24条输入按两流程各复跑一次：Agent为11/12、6/6、6/6，fixed为9/12、5/6、4/6；SH-06保留模型/执行故障，未重试。两组数字按版本分开记录，不混用、不挑最佳一次。</w:t>
       </w:r>
     </w:p>
     <w:p>
@@ -828,7 +828,7 @@
           <w:szCs w:val="28"/>
           <w:color w:val="000000"/>
         </w:rPr>
-        <w:t xml:space="preserve">7．现场呈现。保留乡土发现、可信内容工坊、体验与共益三页，优先展示“改一句话，方案真变化”：修改地域事实，看到逐项纠错及证据；改变预算和偏好，看到真实模块、手作分钟与金额变化；撤回素材，看到失效提示和更新后的双版包。运行状态来自真实事件，历史回放和演示经营数据持续标识。</w:t>
+        <w:t xml:space="preserve">7．现场呈现。保留乡土发现、可信内容工坊、体验与共益三页，围绕同一场剪纸体验展示“改一句话，方案真变化”：修改地域事实，看到逐项纠错及证据；改变预算和偏好，看到真实模块、手作分钟与金额变化；撤回素材，看到失效提示和更新后的双版包。运行状态来自真实事件，历史回放和演示经营数据持续标识。</w:t>
       </w:r>
     </w:p>
     <w:p>

--- a/docs/submission/project-description-draft.docx
+++ b/docs/submission/project-description-draft.docx
@@ -218,7 +218,7 @@
           <w:szCs w:val="28"/>
           <w:color w:val="000000"/>
         </w:rPr>
-        <w:t xml:space="preserve">乡艺有据面向乡村非遗体验活动的组织者，解决从文化资料到实际接待之间的衔接问题。输入一段讲解文案、游客需求和接待条件，输出有出处的讲解、可核算的活动方案，以及分别面向游客和组织者的体验包，让非遗不止被看见，更能被体验。首个案例限定为蔚县剪纸、同场地、小规模接待，以丰宁满族剪纸作为地域知识对照，避免在缺少地方资料和人员资源时宣称覆盖全国非遗。</w:t>
+        <w:t xml:space="preserve">乡艺有据面向乡村非遗体验活动的组织者，解决从公开文化资料到实际接待之间的衔接问题。本轮选用金山区人民政府公开的剪纸小夜灯活动作为外部资料重建案例：公告给出现场教学、手作时段、地点、对象、招募人数和免费条件；系统再要求团队明确演示容量、教师和报价，输出有出处的讲解、可核算方案以及游客/组织者双版体验包。</w:t>
       </w:r>
     </w:p>
     <w:p>
@@ -307,7 +307,7 @@
           <w:szCs w:val="28"/>
           <w:color w:val="000000"/>
         </w:rPr>
-        <w:t xml:space="preserve">资料依据：[1]中国非物质文化遗产网《剪纸（蔚县剪纸）》项目页，https://www.ihchina.cn/project_details/20184.html；[2]同站《剪纸（丰宁满族剪纸）》项目页，https://www.ihchina.cn/project_details/20183.html。入库核对日期为2026年9月30日，原文位置与使用说明随核验记录保存。网页未标注发布时间的条目不补造日期，公开事实不等于图片转载或商业服务许可。</w:t>
+        <w:t xml:space="preserve">资料依据：[1]中国非物质文化遗产网《剪纸（蔚县剪纸）》项目页，https://www.ihchina.cn/project_details/20184.html；[2]同站《剪纸（丰宁满族剪纸）》项目页，https://www.ihchina.cn/project_details/20183.html。入库核对日期为2026年9月30日，原文位置与使用说明随核验记录保存。[3]金山区人民政府《金山区非遗剪纸小夜灯体验活动招募开启》，https://www.shanghai.gov.cn/nw17239/20260806/ab8799763c384e7eb1b254cebf1e0cf5.html，发布2026年8月6日，访问2026年10月3日；正文位置见来源索引。网页未标注发布时间的条目不补造日期，公开事实不等于图片转载或商业服务许可。</w:t>
       </w:r>
     </w:p>
     <w:p>
@@ -501,7 +501,7 @@
           <w:szCs w:val="28"/>
           <w:color w:val="000000"/>
         </w:rPr>
-        <w:t xml:space="preserve">现有经营演示提供八个同场地模块、必要时长与资源边界，程序可枚举64个结构合法组合后筛选；原八人轻体验784元/90分钟、深体验1080元/120分钟保留。本轮真实界面中，将人均预算改为110元，并确认“不要茶歇、多留手作时间”的偏好后，手作由50增至80分钟，方案由720元/90分钟变为796元/100分钟，仍在880元总预算内。地域纠错、素材撤回后的双版更新及超容量阻断也已实际运行。以上报价均为演示，原型记录不证明真实场地安全、服务质量或商业收益。</w:t>
+        <w:t xml:space="preserve">现有经营演示提供八个同场地模块、必要时长与资源边界，程序可枚举64个结构合法组合后筛选；原八人轻体验784元/90分钟、深体验1080元/120分钟保留。本轮真实界面中，将人均预算改为110元，并确认“不要茶歇、多留手作时间”的偏好后，手作由50增至80分钟，方案由720元/90分钟变为796元/100分钟，仍在880元总预算内。地域纠错、素材撤回后的双版更新及超容量阻断也已实际运行。本轮金山外部案例主运行7次调用、22.756秒完成8条陈述核验、30+90分钟模块方案和双版交付；改为6人后按人数项目变化，改为110分钟后给出120分钟必要时长冲突。 同输入固定流程在边界说明处停在待确认，保留为流程对照，不宣称Agent优越或等算力优势。以上报价均为演示，原型记录不证明真实场地安全、服务质量或商业收益。</w:t>
       </w:r>
     </w:p>
     <w:p>
@@ -583,7 +583,7 @@
           <w:szCs w:val="28"/>
           <w:color w:val="000000"/>
         </w:rPr>
-        <w:t xml:space="preserve">一是以地域和使用边界约束内容生成。核验显示来源支持、矛盾、资料分歧和信息不足四种结果，支持定位到原文；未检索到的陈述保留不足状态，不使用虚假的可信百分比。改写后的文化内容需要重新核验，游客内容不夹带未经证实的经营承诺。</w:t>
+        <w:t xml:space="preserve">一是以地域和使用边界约束内容生成。核验显示来源支持、矛盾、资料分歧和信息不足四种结果，支持定位到原文；未检索到的陈述保留不足状态，不使用虚假的可信百分比。改写后的文化内容需要重新核验，游客内容不夹带未经证实的经营承诺。 外部案例进一步证明：公告中的历史活动事实与当前经营承诺可以在同一交付中并列但不混用。</w:t>
       </w:r>
     </w:p>
     <w:p>
@@ -828,7 +828,7 @@
           <w:szCs w:val="28"/>
           <w:color w:val="000000"/>
         </w:rPr>
-        <w:t xml:space="preserve">7．现场呈现。保留乡土发现、可信内容工坊、体验与共益三页，围绕同一场剪纸体验展示“改一句话，方案真变化”：修改地域事实，看到逐项纠错及证据；改变预算和偏好，看到真实模块、手作分钟与金额变化；撤回素材，看到失效提示和更新后的双版包。运行状态来自真实事件，历史回放和演示经营数据持续标识。</w:t>
+        <w:t xml:space="preserve">7．现场呈现。保留乡土发现、可信内容工坊、体验与共益三页，围绕金山区公开活动资料重建的同一场剪纸体验展示“改一句话，方案真变化”：先看公告与证据，再改变人数/时长，看到真实模块、手作分钟与金额变化；最后撤回素材，看到失效提示和更新后的双版包。运行状态来自真实事件，历史回放和演示经营数据持续标识。</w:t>
       </w:r>
     </w:p>
     <w:p>

--- a/docs/submission/project-description-draft.docx
+++ b/docs/submission/project-description-draft.docx
@@ -218,73 +218,73 @@
           <w:szCs w:val="28"/>
           <w:color w:val="000000"/>
         </w:rPr>
-        <w:t xml:space="preserve">乡艺有据面向乡村非遗体验活动的组织者，解决从公开文化资料到实际接待之间的衔接问题。本轮选用金山区人民政府公开的剪纸小夜灯活动作为外部资料重建案例：公告给出现场教学、手作时段、地点、对象、招募人数和免费条件；系统再要求团队明确演示容量、教师和报价，输出有出处的讲解、可核算方案以及游客/组织者双版体验包。</w:t>
-      </w:r>
-    </w:p>
-    <w:p>
-      <w:pPr>
-        <w:widowControl/>
-        <w:snapToGrid w:val="0"/>
-        <w:spacing w:line="360" w:lineRule="auto"/>
-        <w:ind w:firstLine="560" w:firstLineChars="200"/>
-        <w:rPr>
-          <w:rFonts w:ascii="Times New Roman" w:hAnsi="Times New Roman" w:eastAsia="仿宋" w:cs="Times New Roman"/>
-          <w:sz w:val="28"/>
-          <w:szCs w:val="28"/>
-        </w:rPr>
-      </w:pPr>
-      <w:r>
-        <w:rPr>
-          <w:rFonts w:hint="eastAsia" w:ascii="Times New Roman" w:hAnsi="Times New Roman" w:eastAsia="仿宋" w:cs="Times New Roman"/>
-          <w:sz w:val="28"/>
-          <w:szCs w:val="28"/>
-          <w:color w:val="000000"/>
-        </w:rPr>
-        <w:t xml:space="preserve">公开资料能够说明某地工艺特点，但不能证明某位传承人本周到场、某工坊无需预约或某图片已获商用授权。中国非物质文化遗产网的蔚县剪纸项目页记载其以阴刻为主、阳刻为辅及多色点染彩绘；丰宁满族剪纸项目页记载其以阳刻为主、阴刻为辅。二者差异说明核验必须保留地域，不能把相近项目的文字互换，也不能把地域差异误报为同一资料冲突。[1][2]</w:t>
-      </w:r>
-    </w:p>
-    <w:p>
-      <w:pPr>
-        <w:widowControl/>
-        <w:snapToGrid w:val="0"/>
-        <w:spacing w:line="360" w:lineRule="auto"/>
-        <w:ind w:firstLine="560" w:firstLineChars="200"/>
-        <w:rPr>
-          <w:rFonts w:ascii="Times New Roman" w:hAnsi="Times New Roman" w:eastAsia="仿宋" w:cs="Times New Roman"/>
-          <w:sz w:val="28"/>
-          <w:szCs w:val="28"/>
-        </w:rPr>
-      </w:pPr>
-      <w:r>
-        <w:rPr>
-          <w:rFonts w:hint="eastAsia" w:ascii="Times New Roman" w:hAnsi="Times New Roman" w:eastAsia="仿宋" w:cs="Times New Roman"/>
-          <w:sz w:val="28"/>
-          <w:szCs w:val="28"/>
-          <w:color w:val="000000"/>
-        </w:rPr>
-        <w:t xml:space="preserve">本项目把用户需求、文化事实和经营承诺放在不同的判断路径中。文化事实需要可靠来源；经营承诺需要接待方及授权记录；用户需求需要与人数、预算、时长和资源共同求解。对于亲子体验，讲解还需由事实转化为容易理解的观察与提问，同时避免编造象征寓意、历史故事或制作规矩。这个衔接点构成项目的创意来源。</w:t>
-      </w:r>
-    </w:p>
-    <w:p>
-      <w:pPr>
-        <w:widowControl/>
-        <w:snapToGrid w:val="0"/>
-        <w:spacing w:line="360" w:lineRule="auto"/>
-        <w:ind w:firstLine="560" w:firstLineChars="200"/>
-        <w:rPr>
-          <w:rFonts w:ascii="Times New Roman" w:hAnsi="Times New Roman" w:eastAsia="仿宋" w:cs="Times New Roman"/>
-          <w:sz w:val="28"/>
-          <w:szCs w:val="28"/>
-        </w:rPr>
-      </w:pPr>
-      <w:r>
-        <w:rPr>
-          <w:rFonts w:hint="eastAsia" w:ascii="Times New Roman" w:hAnsi="Times New Roman" w:eastAsia="仿宋" w:cs="Times New Roman"/>
-          <w:sz w:val="28"/>
-          <w:szCs w:val="28"/>
-          <w:color w:val="000000"/>
-        </w:rPr>
-        <w:t xml:space="preserve">在技术基础上，本项目已实际使用无需微调的本地模型和开源工作流组件，完成检索、校验、人工确认及导出。大模型具备文本理解和表达能力，仍可能混淆时长、曲解明确偏好或补出无据断言，因此可计算的业务条件交由程序处理。当前国内外产品及研究的系统对比、目标使用者访谈与市场规模证据待补；本文不据此宣称技术领先、市场空白或已得到客户认可。</w:t>
+        <w:t xml:space="preserve">组织者需要的不是一段好听的非遗介绍，而是一场可以向游客解释、向服务人员交接、向负责人复核的活动。讲解、活动安排、账本与手册常由不同资料和不同文件组成：改了预算却漏改日程，撤回图片却继续在手册中使用，或把相近地域的工艺描述互换，都会产生矛盾承诺。乡艺有据针对这一衔接问题，把文化依据与接待条件转化为共享同一校验快照的双版体验包。痛点来自项目场景分析，尚未以从业者调查证明其普遍程度。</w:t>
+      </w:r>
+    </w:p>
+    <w:p>
+      <w:pPr>
+        <w:widowControl/>
+        <w:snapToGrid w:val="0"/>
+        <w:spacing w:line="360" w:lineRule="auto"/>
+        <w:ind w:firstLine="560" w:firstLineChars="200"/>
+        <w:rPr>
+          <w:rFonts w:ascii="Times New Roman" w:hAnsi="Times New Roman" w:eastAsia="仿宋" w:cs="Times New Roman"/>
+          <w:sz w:val="28"/>
+          <w:szCs w:val="28"/>
+        </w:rPr>
+      </w:pPr>
+      <w:r>
+        <w:rPr>
+          <w:rFonts w:hint="eastAsia" w:ascii="Times New Roman" w:hAnsi="Times New Roman" w:eastAsia="仿宋" w:cs="Times New Roman"/>
+          <w:sz w:val="28"/>
+          <w:szCs w:val="28"/>
+          <w:color w:val="000000"/>
+        </w:rPr>
+        <w:t xml:space="preserve">主案例采用蔚县剪纸文化资料和团队设置的同场地经营配置。中国非物质文化遗产网记载蔚县剪纸以阴刻为主、阳刻为辅，并以多色点染彩绘为特色；丰宁满族剪纸条目记载其以阳刻为主、阴刻为辅。[1][2] 地域差异说明文化核验不能只匹配“剪纸”关键词。文化介绍也不能证明工坊当日营业、某位教师到场或素材获准商用，三类条件需要不同依据。</w:t>
+      </w:r>
+    </w:p>
+    <w:p>
+      <w:pPr>
+        <w:widowControl/>
+        <w:snapToGrid w:val="0"/>
+        <w:spacing w:line="360" w:lineRule="auto"/>
+        <w:ind w:firstLine="560" w:firstLineChars="200"/>
+        <w:rPr>
+          <w:rFonts w:ascii="Times New Roman" w:hAnsi="Times New Roman" w:eastAsia="仿宋" w:cs="Times New Roman"/>
+          <w:sz w:val="28"/>
+          <w:szCs w:val="28"/>
+        </w:rPr>
+      </w:pPr>
+      <w:r>
+        <w:rPr>
+          <w:rFonts w:hint="eastAsia" w:ascii="Times New Roman" w:hAnsi="Times New Roman" w:eastAsia="仿宋" w:cs="Times New Roman"/>
+          <w:sz w:val="28"/>
+          <w:szCs w:val="28"/>
+          <w:color w:val="000000"/>
+        </w:rPr>
+        <w:t xml:space="preserve">国内外已有相关技术与产品具备可借鉴能力。Dify官方文档说明知识库检索测试可记录应用检索事件[4]；Google的NotebookLM帮助入口当前重定向为Gemini Notebook，文档支持依据来源回答、行内引用及学习指南等表达[5]；TravelPlanner研究提供带工具和多重约束的旅行规划基准，指出其评测设置下语言智能体仍存在约束跟踪困难[6]。因此，引用、检索与工具调用本身不是本项目创新。我们的贡献聚焦于非遗单场活动的证据与交付依赖，以及受约束的活动重编排。这里只进行原始文档比较，未对替代产品实测，也不把论文历史成绩与本项目成绩直接比较。</w:t>
+      </w:r>
+    </w:p>
+    <w:p>
+      <w:pPr>
+        <w:widowControl/>
+        <w:snapToGrid w:val="0"/>
+        <w:spacing w:line="360" w:lineRule="auto"/>
+        <w:ind w:firstLine="560" w:firstLineChars="200"/>
+        <w:rPr>
+          <w:rFonts w:ascii="Times New Roman" w:hAnsi="Times New Roman" w:eastAsia="仿宋" w:cs="Times New Roman"/>
+          <w:sz w:val="28"/>
+          <w:szCs w:val="28"/>
+        </w:rPr>
+      </w:pPr>
+      <w:r>
+        <w:rPr>
+          <w:rFonts w:hint="eastAsia" w:ascii="Times New Roman" w:hAnsi="Times New Roman" w:eastAsia="仿宋" w:cs="Times New Roman"/>
+          <w:sz w:val="28"/>
+          <w:szCs w:val="28"/>
+          <w:color w:val="000000"/>
+        </w:rPr>
+        <w:t xml:space="preserve">外部补充案例采用金山区人民政府公开剪纸小夜灯活动公告[3]。它提供历史时段、地点、对象、招募名额及免费条件；团队另设8人、教师、场地、材料与费用假设，使用同一检索、编排、确认和导出闭环。该案例只称“基于公开活动资料的案例重建与系统验证”，不能写成真实工坊落地、合作背书或自动适配所有非遗。</w:t>
       </w:r>
     </w:p>
     <w:p>
@@ -307,7 +307,29 @@
           <w:szCs w:val="28"/>
           <w:color w:val="000000"/>
         </w:rPr>
-        <w:t xml:space="preserve">资料依据：[1]中国非物质文化遗产网《剪纸（蔚县剪纸）》项目页，https://www.ihchina.cn/project_details/20184.html；[2]同站《剪纸（丰宁满族剪纸）》项目页，https://www.ihchina.cn/project_details/20183.html。入库核对日期为2026年9月30日，原文位置与使用说明随核验记录保存。[3]金山区人民政府《金山区非遗剪纸小夜灯体验活动招募开启》，https://www.shanghai.gov.cn/nw17239/20260806/ab8799763c384e7eb1b254cebf1e0cf5.html，发布2026年8月6日，访问2026年10月3日；正文位置见来源索引。网页未标注发布时间的条目不补造日期，公开事实不等于图片转载或商业服务许可。</w:t>
+        <w:t xml:space="preserve">资料依据（访问2026年10月3日；文化资料初次入库为9月30日）：[1]中国非物质文化遗产网《剪纸（蔚县剪纸）》https://www.ihchina.cn/project_details/20184.html；[2]《剪纸（丰宁满族剪纸）》https://www.ihchina.cn/project_details/20183.html；[3]金山区人民政府公告，2026年8月6日，https://www.shanghai.gov.cn/nw17239/20260806/ab8799763c384e7eb1b254cebf1e0cf5.html。</w:t>
+      </w:r>
+    </w:p>
+    <w:p>
+      <w:pPr>
+        <w:widowControl/>
+        <w:snapToGrid w:val="0"/>
+        <w:spacing w:line="360" w:lineRule="auto"/>
+        <w:ind w:firstLine="560" w:firstLineChars="200"/>
+        <w:rPr>
+          <w:rFonts w:ascii="Times New Roman" w:hAnsi="Times New Roman" w:eastAsia="仿宋" w:cs="Times New Roman"/>
+          <w:sz w:val="28"/>
+          <w:szCs w:val="28"/>
+        </w:rPr>
+      </w:pPr>
+      <w:r>
+        <w:rPr>
+          <w:rFonts w:hint="eastAsia" w:ascii="Times New Roman" w:hAnsi="Times New Roman" w:eastAsia="仿宋" w:cs="Times New Roman"/>
+          <w:sz w:val="28"/>
+          <w:szCs w:val="28"/>
+          <w:color w:val="000000"/>
+        </w:rPr>
+        <w:t xml:space="preserve">相关原始资料：[4]Dify，Test Knowledge Retrieval，https://docs.dify.ai/en/cloud/use-dify/knowledge/test-retrieval（页面更新2026年6月6日）；[5]Google，Learn about Gemini Notebook，https://support.google.com/gemininotebook/answer/16164461（未显示发布日期）；[6]Xie等，TravelPlanner，ICML 2024，arXiv:2402.01622v4，https://arxiv.org/abs/2402.01622（v4更新2024年10月23日）。三项均于2026年10月3日核对原始页面。</w:t>
       </w:r>
     </w:p>
     <w:p>
@@ -405,29 +427,7 @@
           <w:szCs w:val="28"/>
           <w:color w:val="000000"/>
         </w:rPr>
-        <w:t xml:space="preserve">总体思路是将“说得可信”和“做得可行”连在一起。文化资料层保存地域、项目、原文位置、时间、使用说明、版本及摘要哈希；经营配置层独立保存模块报价、必要时长、教师、场地、容量与演示标识。二者通过经过校验的讲解卡和活动方案发生关联，文化证据不能修改经营价格，模型建议不能越过人员或授权约束。</w:t>
-      </w:r>
-    </w:p>
-    <w:p>
-      <w:pPr>
-        <w:widowControl/>
-        <w:snapToGrid w:val="0"/>
-        <w:spacing w:line="360" w:lineRule="auto"/>
-        <w:ind w:firstLine="560" w:firstLineChars="200"/>
-        <w:rPr>
-          <w:rFonts w:ascii="Times New Roman" w:hAnsi="Times New Roman" w:eastAsia="仿宋" w:cs="Times New Roman"/>
-          <w:sz w:val="28"/>
-          <w:szCs w:val="28"/>
-        </w:rPr>
-      </w:pPr>
-      <w:r>
-        <w:rPr>
-          <w:rFonts w:hint="eastAsia" w:ascii="Times New Roman" w:hAnsi="Times New Roman" w:eastAsia="仿宋" w:cs="Times New Roman"/>
-          <w:sz w:val="28"/>
-          <w:szCs w:val="28"/>
-          <w:color w:val="000000"/>
-        </w:rPr>
-        <w:t xml:space="preserve">智能体安排本地模型理解和拆解，调用带地域的检索工具和确定性求解工具，依据证据或业务冲突决定修订、询问或停止。用户先看到原文、修订及对应出处，再看到活动组合、差异、账本和包预览；确认之后才形成可下载交付物。每一次确认都绑定来源、素材、方案及教学内容的有效快照。</w:t>
+        <w:t xml:space="preserve">作品的交付单位是一场经过核验和确认的体验，而非一条聊天回答。组织者输入文化文案、自然语言偏好与接待条件，模型负责理解和表达，程序负责候选求解、金额、时间与资源校验，人负责文化判断、真实资源及授权确认。两项创新通过同一场蔚县剪纸体验连续呈现：先纠正讲解，再改变偏好，最后处理素材撤回。</w:t>
       </w:r>
     </w:p>
     <w:p>
@@ -479,51 +479,51 @@
           <w:szCs w:val="28"/>
           <w:color w:val="000000"/>
         </w:rPr>
-        <w:t xml:space="preserve">已有基础为原生三页前端、FastAPI接口、SQLite任务与版本记录、LangGraph工作流、Ollama及官方Qwen3-14B Q4_K_M本地权重。运行隔离环境，不接付费模型API、不启用收费追踪服务。软件无需新增模型调用费，但硬件、电力、人工整理及维护仍有成本，不将“本地免费推理”写成零成本经营。</w:t>
-      </w:r>
-    </w:p>
-    <w:p>
-      <w:pPr>
-        <w:widowControl/>
-        <w:snapToGrid w:val="0"/>
-        <w:spacing w:line="360" w:lineRule="auto"/>
-        <w:ind w:firstLine="560" w:firstLineChars="200"/>
-        <w:rPr>
-          <w:rFonts w:ascii="Times New Roman" w:hAnsi="Times New Roman" w:eastAsia="仿宋" w:cs="Times New Roman"/>
-          <w:sz w:val="28"/>
-          <w:szCs w:val="28"/>
-        </w:rPr>
-      </w:pPr>
-      <w:r>
-        <w:rPr>
-          <w:rFonts w:hint="eastAsia" w:ascii="Times New Roman" w:hAnsi="Times New Roman" w:eastAsia="仿宋" w:cs="Times New Roman"/>
-          <w:sz w:val="28"/>
-          <w:szCs w:val="28"/>
-          <w:color w:val="000000"/>
-        </w:rPr>
-        <w:t xml:space="preserve">现有经营演示提供八个同场地模块、必要时长与资源边界，程序可枚举64个结构合法组合后筛选；原八人轻体验784元/90分钟、深体验1080元/120分钟保留。本轮真实界面中，将人均预算改为110元，并确认“不要茶歇、多留手作时间”的偏好后，手作由50增至80分钟，方案由720元/90分钟变为796元/100分钟，仍在880元总预算内。地域纠错、素材撤回后的双版更新及超容量阻断也已实际运行。本轮金山外部案例主运行7次调用、22.756秒完成8条陈述核验、30+90分钟模块方案和双版交付；改为6人后按人数项目变化，改为110分钟后给出120分钟必要时长冲突。 同输入固定流程在边界说明处停在待确认，保留为流程对照，不宣称Agent优越或等算力优势。以上报价均为演示，原型记录不证明真实场地安全、服务质量或商业收益。</w:t>
-      </w:r>
-    </w:p>
-    <w:p>
-      <w:pPr>
-        <w:widowControl/>
-        <w:snapToGrid w:val="0"/>
-        <w:spacing w:line="360" w:lineRule="auto"/>
-        <w:ind w:firstLine="560" w:firstLineChars="200"/>
-        <w:rPr>
-          <w:rFonts w:ascii="Times New Roman" w:hAnsi="Times New Roman" w:eastAsia="仿宋" w:cs="Times New Roman"/>
-          <w:sz w:val="28"/>
-          <w:szCs w:val="28"/>
-        </w:rPr>
-      </w:pPr>
-      <w:r>
-        <w:rPr>
-          <w:rFonts w:hint="eastAsia" w:ascii="Times New Roman" w:hAnsi="Times New Roman" w:eastAsia="仿宋" w:cs="Times New Roman"/>
-          <w:sz w:val="28"/>
-          <w:szCs w:val="28"/>
-          <w:color w:val="000000"/>
-        </w:rPr>
-        <w:t xml:space="preserve">旧六条首次内部验收仅2条完全符合预期，失败原样保留；修复后的回归6条符合预期。3833ce1冻结版的24条新输入首跑：有界流程完整交付、必要确认、具体正确拒绝分别12/12、6/6、5/6，固定流程10/12、5/6、3/6；对应98/78次调用，任务中位耗时4.523/2.209秒。该首跑是同一协作团队的小规模内部验证，不称独立第三方评测或通用准确率。随后候选版本仅修复“总时间”作用范围，并将同24条输入按两流程各复跑一次：Agent为11/12、6/6、6/6，fixed为9/12、5/6、4/6；SH-06保留模型/执行故障，未重试。两组数字按版本分开记录，不混用、不挑最佳一次。</w:t>
+        <w:t xml:space="preserve">原型已在本机使用Qwen3-14B Q4_K_M、Ollama、LangGraph OSS、FastAPI和SQLite真实运行，不微调、不接付费API。模型调用最多8次、方案修订最多2轮。八个同场地演示模块及原轻、深套餐均来自配置；单组顺序活动，不自动虚构跨村路线或并行接待。软件没有新增模型API费用，设备、电力、资料维护与人工复核仍有成本。</w:t>
+      </w:r>
+    </w:p>
+    <w:p>
+      <w:pPr>
+        <w:widowControl/>
+        <w:snapToGrid w:val="0"/>
+        <w:spacing w:line="360" w:lineRule="auto"/>
+        <w:ind w:firstLine="560" w:firstLineChars="200"/>
+        <w:rPr>
+          <w:rFonts w:ascii="Times New Roman" w:hAnsi="Times New Roman" w:eastAsia="仿宋" w:cs="Times New Roman"/>
+          <w:sz w:val="28"/>
+          <w:szCs w:val="28"/>
+        </w:rPr>
+      </w:pPr>
+      <w:r>
+        <w:rPr>
+          <w:rFonts w:hint="eastAsia" w:ascii="Times New Roman" w:hAnsi="Times New Roman" w:eastAsia="仿宋" w:cs="Times New Roman"/>
+          <w:sz w:val="28"/>
+          <w:szCs w:val="28"/>
+          <w:color w:val="000000"/>
+        </w:rPr>
+        <w:t xml:space="preserve">主线真实操作记录中，先有讲解、50分钟基础手作与茶歇；将预算改为人均110元并明确“不安排茶歇，多留手作时间”后，系统处理文字与表单冲突，再改为讲解、60分钟深度手作与20分钟延伸练习。手作50→80分钟，全程90→100分钟，组织支出演示测算720→796元；新方案本地服务报酬524元、材料192元、组织80元合计796元，低于8人880元预算。素材撤回后实际完成失效、重新核验、确认及双版导出，原始记录见补充验证资料。</w:t>
+      </w:r>
+    </w:p>
+    <w:p>
+      <w:pPr>
+        <w:widowControl/>
+        <w:snapToGrid w:val="0"/>
+        <w:spacing w:line="360" w:lineRule="auto"/>
+        <w:ind w:firstLine="560" w:firstLineChars="200"/>
+        <w:rPr>
+          <w:rFonts w:ascii="Times New Roman" w:hAnsi="Times New Roman" w:eastAsia="仿宋" w:cs="Times New Roman"/>
+          <w:sz w:val="28"/>
+          <w:szCs w:val="28"/>
+        </w:rPr>
+      </w:pPr>
+      <w:r>
+        <w:rPr>
+          <w:rFonts w:hint="eastAsia" w:ascii="Times New Roman" w:hAnsi="Times New Roman" w:eastAsia="仿宋" w:cs="Times New Roman"/>
+          <w:sz w:val="28"/>
+          <w:szCs w:val="28"/>
+          <w:color w:val="000000"/>
+        </w:rPr>
+        <w:t xml:space="preserve">金山补充案例记录为7次模型调用、22.756秒，重建30分钟现场教学及90分钟手作，8人组织支出演示测算702元。30+90来自历史公告安排，不是已证明的工艺最低时间；110分钟冲突来自本次重建保留原环节与时长。真实教师、安全容量、成本及授权仍待确认，接受演示假设只允许原型计算，不表示实际资源已核实。</w:t>
       </w:r>
     </w:p>
     <w:p>
@@ -583,51 +583,29 @@
           <w:szCs w:val="28"/>
           <w:color w:val="000000"/>
         </w:rPr>
-        <w:t xml:space="preserve">一是以地域和使用边界约束内容生成。核验显示来源支持、矛盾、资料分歧和信息不足四种结果，支持定位到原文；未检索到的陈述保留不足状态，不使用虚假的可信百分比。改写后的文化内容需要重新核验，游客内容不夹带未经证实的经营承诺。 外部案例进一步证明：公告中的历史活动事实与当前经营承诺可以在同一交付中并列但不混用。</w:t>
-      </w:r>
-    </w:p>
-    <w:p>
-      <w:pPr>
-        <w:widowControl/>
-        <w:snapToGrid w:val="0"/>
-        <w:spacing w:line="360" w:lineRule="auto"/>
-        <w:ind w:firstLine="560" w:firstLineChars="200"/>
-        <w:rPr>
-          <w:rFonts w:ascii="Times New Roman" w:hAnsi="Times New Roman" w:eastAsia="仿宋" w:cs="Times New Roman"/>
-          <w:sz w:val="28"/>
-          <w:szCs w:val="28"/>
-        </w:rPr>
-      </w:pPr>
-      <w:r>
-        <w:rPr>
-          <w:rFonts w:hint="eastAsia" w:ascii="Times New Roman" w:hAnsi="Times New Roman" w:eastAsia="仿宋" w:cs="Times New Roman"/>
-          <w:sz w:val="28"/>
-          <w:szCs w:val="28"/>
-          <w:color w:val="000000"/>
-        </w:rPr>
-        <w:t xml:space="preserve">二是将自然语言偏好落实到可复算的活动变化。将手作时长与总时长分开表示，人数、预算等与表单不一致时要求确认；可计算的明确偏好由程序对可行候选排序，模型负责理解、表达和必要的修订选择。无可行组合时列出具体预算、时长、容量或教师冲突，不能私自降人数、改报价、缩短必要环节或虚构并行接待。当前效果及未通过用例以本轮留存实测记录为准。</w:t>
-      </w:r>
-    </w:p>
-    <w:p>
-      <w:pPr>
-        <w:widowControl/>
-        <w:snapToGrid w:val="0"/>
-        <w:spacing w:line="360" w:lineRule="auto"/>
-        <w:ind w:firstLine="560" w:firstLineChars="200"/>
-        <w:rPr>
-          <w:rFonts w:ascii="Times New Roman" w:hAnsi="Times New Roman" w:eastAsia="仿宋" w:cs="Times New Roman"/>
-          <w:sz w:val="28"/>
-          <w:szCs w:val="28"/>
-        </w:rPr>
-      </w:pPr>
-      <w:r>
-        <w:rPr>
-          <w:rFonts w:hint="eastAsia" w:ascii="Times New Roman" w:hAnsi="Times New Roman" w:eastAsia="仿宋" w:cs="Times New Roman"/>
-          <w:sz w:val="28"/>
-          <w:szCs w:val="28"/>
-          <w:color w:val="000000"/>
-        </w:rPr>
-        <w:t xml:space="preserve">三是把非遗知识转化为可审核的体验教学。对一般游客和亲子客群生成短讲解、观察任务和互动提问，区分引用事实与教学创意；生成后检查新文化断言及活动边界。来源、陈述、讲解卡和体验方案相互关联，素材撤回后能找到受影响内容、撤销旧确认，并重新形成双版体验包。创新主张是上述应用方法与实现，不将外部模型或官方文化文章认定为团队原创。</w:t>
+        <w:t xml:space="preserve">贡献一：让文化证据贯穿交付及变更。来源关联陈述、讲解卡、教学内容和体验方案；素材使用状态变化后，系统定位受影响关系，撤销旧确认并阻断旧任务再次导出。蔚县主线撤回项目原创装饰素材后，真实重新核验并导出游客版、组织者版，新包不再含该素材。这里的价值在于防止资料状态与交付版本脱节，而非仅展示引用链接。已下载文件仍须组织者停止使用并重新分发，系统不能远程抹除离线文件。</w:t>
+      </w:r>
+    </w:p>
+    <w:p>
+      <w:pPr>
+        <w:widowControl/>
+        <w:snapToGrid w:val="0"/>
+        <w:spacing w:line="360" w:lineRule="auto"/>
+        <w:ind w:firstLine="560" w:firstLineChars="200"/>
+        <w:rPr>
+          <w:rFonts w:ascii="Times New Roman" w:hAnsi="Times New Roman" w:eastAsia="仿宋" w:cs="Times New Roman"/>
+          <w:sz w:val="28"/>
+          <w:szCs w:val="28"/>
+        </w:rPr>
+      </w:pPr>
+      <w:r>
+        <w:rPr>
+          <w:rFonts w:hint="eastAsia" w:ascii="Times New Roman" w:hAnsi="Times New Roman" w:eastAsia="仿宋" w:cs="Times New Roman"/>
+          <w:sz w:val="28"/>
+          <w:szCs w:val="28"/>
+          <w:color w:val="000000"/>
+        </w:rPr>
+        <w:t xml:space="preserve">贡献二：让一句自然语言真正改变可交付活动。模型提取“不安排茶歇、多留手作时间”等偏好，程序在配置内组合、排序和复算，反馈冲突后由模型修订表达或请人选择条件。对应证据是50→80分钟手作及模块、日程、账本、分众内容与双版包同步变化；不私自改人数、报价、教师或时长。观察任务与互动提问标注为教学创意，其文化前提仍需来源支持。两项贡献是面向特定业务的集成设计与实现，不认定为行业首创或通用规划突破。</w:t>
       </w:r>
     </w:p>
     <w:p>
@@ -696,161 +674,139 @@
           <w:szCs w:val="28"/>
           <w:color w:val="000000"/>
         </w:rPr>
-        <w:t xml:space="preserve">1．输入与理解。工作人员填写地域、项目、人数、人均预算、总时长、开始时间及接待资源，粘贴讲解文案和活动偏好。拆解时保留原文及句段位置，避免修订后失去对应关系。文字与表单冲突时展示具体字段；用户选择采纳文字或保留表单后，系统依据明确条件重新运行。</w:t>
-      </w:r>
-    </w:p>
-    <w:p>
-      <w:pPr>
-        <w:widowControl/>
-        <w:snapToGrid w:val="0"/>
-        <w:spacing w:line="360" w:lineRule="auto"/>
-        <w:ind w:firstLine="560" w:firstLineChars="200"/>
-        <w:rPr>
-          <w:rFonts w:ascii="Times New Roman" w:hAnsi="Times New Roman" w:eastAsia="仿宋" w:cs="Times New Roman"/>
-          <w:sz w:val="28"/>
-          <w:szCs w:val="28"/>
-        </w:rPr>
-      </w:pPr>
-      <w:r>
-        <w:rPr>
-          <w:rFonts w:hint="eastAsia" w:ascii="Times New Roman" w:hAnsi="Times New Roman" w:eastAsia="仿宋" w:cs="Times New Roman"/>
-          <w:sz w:val="28"/>
-          <w:szCs w:val="28"/>
-          <w:color w:val="000000"/>
-        </w:rPr>
-        <w:t xml:space="preserve">2．证据检索与核验。仅从可用来源快照按地域、项目及陈述查询。每项判断附来源标识、理由和定位；矛盾项可提出改写，再核验其证据支持。文化资料作为数据传入模型，资料中夹带的命令不能获得执行权限。检索不足、资料分歧及不明使用范围交由人工补证，不以模型流畅回答替代证据。</w:t>
-      </w:r>
-    </w:p>
-    <w:p>
-      <w:pPr>
-        <w:widowControl/>
-        <w:snapToGrid w:val="0"/>
-        <w:spacing w:line="360" w:lineRule="auto"/>
-        <w:ind w:firstLine="560" w:firstLineChars="200"/>
-        <w:rPr>
-          <w:rFonts w:ascii="Times New Roman" w:hAnsi="Times New Roman" w:eastAsia="仿宋" w:cs="Times New Roman"/>
-          <w:sz w:val="28"/>
-          <w:szCs w:val="28"/>
-        </w:rPr>
-      </w:pPr>
-      <w:r>
-        <w:rPr>
-          <w:rFonts w:hint="eastAsia" w:ascii="Times New Roman" w:hAnsi="Times New Roman" w:eastAsia="仿宋" w:cs="Times New Roman"/>
-          <w:sz w:val="28"/>
-          <w:szCs w:val="28"/>
-          <w:color w:val="000000"/>
-        </w:rPr>
-        <w:t xml:space="preserve">3．活动求解与修订。各模块预先配置报价、最短必要时长、适用客群、互斥与依赖关系、教师和场地要求。程序枚举、筛选并排序候选，以整数分形成账本，以连续时间段安排日程，同时检查容量与资源占用。模型只能使用工具提供的配置和候选。一次任务模型调用最多8次，方案修订最多2轮；不可行时说明冲突并等待必要输入，超出上限或模型故障如实停止。</w:t>
-      </w:r>
-    </w:p>
-    <w:p>
-      <w:pPr>
-        <w:widowControl/>
-        <w:snapToGrid w:val="0"/>
-        <w:spacing w:line="360" w:lineRule="auto"/>
-        <w:ind w:firstLine="560" w:firstLineChars="200"/>
-        <w:rPr>
-          <w:rFonts w:ascii="Times New Roman" w:hAnsi="Times New Roman" w:eastAsia="仿宋" w:cs="Times New Roman"/>
-          <w:sz w:val="28"/>
-          <w:szCs w:val="28"/>
-        </w:rPr>
-      </w:pPr>
-      <w:r>
-        <w:rPr>
-          <w:rFonts w:hint="eastAsia" w:ascii="Times New Roman" w:hAnsi="Times New Roman" w:eastAsia="仿宋" w:cs="Times New Roman"/>
-          <w:sz w:val="28"/>
-          <w:szCs w:val="28"/>
-          <w:color w:val="000000"/>
-        </w:rPr>
-        <w:t xml:space="preserve">4．分众教学与双版交付。仅以通过核验的事实及已校验活动为依据编写短讲解、观察任务和提问，再扫描文化前提与活动范围。游客版突出看什么、做什么、问什么、何时集合以及必要提醒；组织者版增加接待资源、账目、日程、证据位置、原文修订和使用边界。两版共用同一方案，不能出现计划与文案不一致。</w:t>
-      </w:r>
-    </w:p>
-    <w:p>
-      <w:pPr>
-        <w:widowControl/>
-        <w:snapToGrid w:val="0"/>
-        <w:spacing w:line="360" w:lineRule="auto"/>
-        <w:ind w:firstLine="560" w:firstLineChars="200"/>
-        <w:rPr>
-          <w:rFonts w:ascii="Times New Roman" w:hAnsi="Times New Roman" w:eastAsia="仿宋" w:cs="Times New Roman"/>
-          <w:sz w:val="28"/>
-          <w:szCs w:val="28"/>
-        </w:rPr>
-      </w:pPr>
-      <w:r>
-        <w:rPr>
-          <w:rFonts w:hint="eastAsia" w:ascii="Times New Roman" w:hAnsi="Times New Roman" w:eastAsia="仿宋" w:cs="Times New Roman"/>
-          <w:sz w:val="28"/>
-          <w:szCs w:val="28"/>
-          <w:color w:val="000000"/>
-        </w:rPr>
-        <w:t xml:space="preserve">5．确认与更新。预览不等于确认。人工确认绑定方案和来源版本；正式导出再次复算金额、时间与资源，检查教学及素材状态。资料或素材状态变化使相关任务及旧确认失效，显示受影响关联；用户重新核验、确认后再导出。已下载的离线文件不会自动改写，应由组织者停止使用旧版本并分发新版本。</w:t>
-      </w:r>
-    </w:p>
-    <w:p>
-      <w:pPr>
-        <w:widowControl/>
-        <w:snapToGrid w:val="0"/>
-        <w:spacing w:line="360" w:lineRule="auto"/>
-        <w:ind w:firstLine="560" w:firstLineChars="200"/>
-        <w:rPr>
-          <w:rFonts w:ascii="Times New Roman" w:hAnsi="Times New Roman" w:eastAsia="仿宋" w:cs="Times New Roman"/>
-          <w:sz w:val="28"/>
-          <w:szCs w:val="28"/>
-        </w:rPr>
-      </w:pPr>
-      <w:r>
-        <w:rPr>
-          <w:rFonts w:hint="eastAsia" w:ascii="Times New Roman" w:hAnsi="Times New Roman" w:eastAsia="仿宋" w:cs="Times New Roman"/>
-          <w:sz w:val="28"/>
-          <w:szCs w:val="28"/>
-          <w:color w:val="000000"/>
-        </w:rPr>
-        <w:t xml:space="preserve">6．验证方法。旧六例保留首次失败并转为回归；另24条新输入在实现冻结后首次运行，覆盖换说法、复合陈述和约束冲突，分别报告完整交付、必要确认和正确拒绝，不以多拒绝充当成功。固定流程沿用相同模型、来源与工具，共执行48个成对任务，保存输入哈希、版本、逐项输出、失败、调用数及耗时。两组均没有将应确认或应拒绝题误放行；有界流程仍有1条未给出预期的具体冲突。该对照不控制相同调用数，只支持本批任务结论，不外推为独立评测或普遍优势。</w:t>
-      </w:r>
-    </w:p>
-    <w:p>
-      <w:pPr>
-        <w:widowControl/>
-        <w:snapToGrid w:val="0"/>
-        <w:spacing w:line="360" w:lineRule="auto"/>
-        <w:ind w:firstLine="560" w:firstLineChars="200"/>
-        <w:rPr>
-          <w:rFonts w:ascii="Times New Roman" w:hAnsi="Times New Roman" w:eastAsia="仿宋" w:cs="Times New Roman"/>
-          <w:sz w:val="28"/>
-          <w:szCs w:val="28"/>
-        </w:rPr>
-      </w:pPr>
-      <w:r>
-        <w:rPr>
-          <w:rFonts w:hint="eastAsia" w:ascii="Times New Roman" w:hAnsi="Times New Roman" w:eastAsia="仿宋" w:cs="Times New Roman"/>
-          <w:sz w:val="28"/>
-          <w:szCs w:val="28"/>
-          <w:color w:val="000000"/>
-        </w:rPr>
-        <w:t xml:space="preserve">7．现场呈现。保留乡土发现、可信内容工坊、体验与共益三页，围绕金山区公开活动资料重建的同一场剪纸体验展示“改一句话，方案真变化”：先看公告与证据，再改变人数/时长，看到真实模块、手作分钟与金额变化；最后撤回素材，看到失效提示和更新后的双版包。运行状态来自真实事件，历史回放和演示经营数据持续标识。</w:t>
-      </w:r>
-    </w:p>
-    <w:p>
-      <w:pPr>
-        <w:widowControl/>
-        <w:snapToGrid w:val="0"/>
-        <w:spacing w:line="360" w:lineRule="auto"/>
-        <w:ind w:firstLine="560" w:firstLineChars="200"/>
-        <w:rPr>
-          <w:rFonts w:ascii="Times New Roman" w:hAnsi="Times New Roman" w:eastAsia="仿宋" w:cs="Times New Roman"/>
-          <w:sz w:val="28"/>
-          <w:szCs w:val="28"/>
-        </w:rPr>
-      </w:pPr>
-      <w:r>
-        <w:rPr>
-          <w:rFonts w:hint="eastAsia" w:ascii="Times New Roman" w:hAnsi="Times New Roman" w:eastAsia="仿宋" w:cs="Times New Roman"/>
-          <w:sz w:val="28"/>
-          <w:szCs w:val="28"/>
-          <w:color w:val="000000"/>
-        </w:rPr>
-        <w:t xml:space="preserve">8．保护与共益。文化特色由有来源的地域描述和人工复核保留；教学创意不替代传统工艺认定。账本将讲解、手作教学等在地服务报酬与材料、组织费用分列，支持服务方协商，当前没有真实付款或村民净增收证据。活动说明展示纸材数量及工具复用要求；尚未测量纸张节约、能耗或减排，不填写生态成效百分比。</w:t>
+        <w:t xml:space="preserve">1．输入分流。保留原文句段位置，将文化事实、经营承诺与用户需求分开。地域事实按项目、地域检索并区分来源支持、矛盾、资料分歧和信息不足；未检索到不判为错误。经营承诺需要接待方提供依据；文字与表单中的人数、时长或偏好冲突时，界面展示具体差异并等待选择。</w:t>
+      </w:r>
+    </w:p>
+    <w:p>
+      <w:pPr>
+        <w:widowControl/>
+        <w:snapToGrid w:val="0"/>
+        <w:spacing w:line="360" w:lineRule="auto"/>
+        <w:ind w:firstLine="560" w:firstLineChars="200"/>
+        <w:rPr>
+          <w:rFonts w:ascii="Times New Roman" w:hAnsi="Times New Roman" w:eastAsia="仿宋" w:cs="Times New Roman"/>
+          <w:sz w:val="28"/>
+          <w:szCs w:val="28"/>
+        </w:rPr>
+      </w:pPr>
+      <w:r>
+        <w:rPr>
+          <w:rFonts w:hint="eastAsia" w:ascii="Times New Roman" w:hAnsi="Times New Roman" w:eastAsia="仿宋" w:cs="Times New Roman"/>
+          <w:sz w:val="28"/>
+          <w:szCs w:val="28"/>
+          <w:color w:val="000000"/>
+        </w:rPr>
+        <w:t xml:space="preserve">2．有限求解。文化资料与经营配置分别存储。模块的时长、费用、教师、场地、容量、互斥与依赖关系由团队或运营者配置。程序枚举有限组合，按明确偏好排序，以整数分计费并排定连续日程。金山的配置时长表示“本次重建保留公告安排”，不表示工艺最低时间；不同性质的时间依据分别说明。</w:t>
+      </w:r>
+    </w:p>
+    <w:p>
+      <w:pPr>
+        <w:widowControl/>
+        <w:snapToGrid w:val="0"/>
+        <w:spacing w:line="360" w:lineRule="auto"/>
+        <w:ind w:firstLine="560" w:firstLineChars="200"/>
+        <w:rPr>
+          <w:rFonts w:ascii="Times New Roman" w:hAnsi="Times New Roman" w:eastAsia="仿宋" w:cs="Times New Roman"/>
+          <w:sz w:val="28"/>
+          <w:szCs w:val="28"/>
+        </w:rPr>
+      </w:pPr>
+      <w:r>
+        <w:rPr>
+          <w:rFonts w:hint="eastAsia" w:ascii="Times New Roman" w:hAnsi="Times New Roman" w:eastAsia="仿宋" w:cs="Times New Roman"/>
+          <w:sz w:val="28"/>
+          <w:szCs w:val="28"/>
+          <w:color w:val="000000"/>
+        </w:rPr>
+        <w:t xml:space="preserve">3．分众表达与确认。已核验事实转成短讲解、观察任务和提问，教学创意与文化事实分别标识；生成后扫描新增文化断言和活动范围，未通过则在调用上限内修订或停止。人工确认绑定方案、来源、素材及配置版本，导出再次复算和校验。真实资源未核实时只能交付标明边界的模拟体验包，不能承诺真实可预约。</w:t>
+      </w:r>
+    </w:p>
+    <w:p>
+      <w:pPr>
+        <w:widowControl/>
+        <w:snapToGrid w:val="0"/>
+        <w:spacing w:line="360" w:lineRule="auto"/>
+        <w:ind w:firstLine="560" w:firstLineChars="200"/>
+        <w:rPr>
+          <w:rFonts w:ascii="Times New Roman" w:hAnsi="Times New Roman" w:eastAsia="仿宋" w:cs="Times New Roman"/>
+          <w:sz w:val="28"/>
+          <w:szCs w:val="28"/>
+        </w:rPr>
+      </w:pPr>
+      <w:r>
+        <w:rPr>
+          <w:rFonts w:hint="eastAsia" w:ascii="Times New Roman" w:hAnsi="Times New Roman" w:eastAsia="仿宋" w:cs="Times New Roman"/>
+          <w:sz w:val="28"/>
+          <w:szCs w:val="28"/>
+          <w:color w:val="000000"/>
+        </w:rPr>
+        <w:t xml:space="preserve">4．变更同步。来源或素材使用状态变化后定位受影响任务、陈述、卡片和方案，旧确认失效。重新核验并确认后，两版从同一有效快照导出；来源变化不等于联网自动监测，当前需主动维护状态。检索文本只作数据，不执行夹带指令。超容量且资源不足时给出具体缺口，不用笼统追问替代计算。</w:t>
+      </w:r>
+    </w:p>
+    <w:p>
+      <w:pPr>
+        <w:widowControl/>
+        <w:snapToGrid w:val="0"/>
+        <w:spacing w:line="360" w:lineRule="auto"/>
+        <w:ind w:firstLine="560" w:firstLineChars="200"/>
+        <w:rPr>
+          <w:rFonts w:ascii="Times New Roman" w:hAnsi="Times New Roman" w:eastAsia="仿宋" w:cs="Times New Roman"/>
+          <w:sz w:val="28"/>
+          <w:szCs w:val="28"/>
+        </w:rPr>
+      </w:pPr>
+      <w:r>
+        <w:rPr>
+          <w:rFonts w:hint="eastAsia" w:ascii="Times New Roman" w:hAnsi="Times New Roman" w:eastAsia="仿宋" w:cs="Times New Roman"/>
+          <w:sz w:val="28"/>
+          <w:szCs w:val="28"/>
+          <w:color w:val="000000"/>
+        </w:rPr>
+        <w:t xml:space="preserve">5．展示与验证。纸白、墨绿、朱红的三页保留，以纠错前后、重排差异和双版包为主要画面。视频复用真实本地运行截帧，明确回放和演示数据；约3分钟是内部展示目标。金山仅为外部资料接入补证，与蔚县案例分别标注地域。主要操作记录、失败和输入版本随补充材料保留，不以测试数量代替价值。</w:t>
+      </w:r>
+    </w:p>
+    <w:p>
+      <w:pPr>
+        <w:widowControl/>
+        <w:snapToGrid w:val="0"/>
+        <w:spacing w:line="360" w:lineRule="auto"/>
+        <w:ind w:firstLine="560" w:firstLineChars="200"/>
+        <w:rPr>
+          <w:rFonts w:ascii="Times New Roman" w:hAnsi="Times New Roman" w:eastAsia="仿宋" w:cs="Times New Roman"/>
+          <w:sz w:val="28"/>
+          <w:szCs w:val="28"/>
+        </w:rPr>
+      </w:pPr>
+      <w:r>
+        <w:rPr>
+          <w:rFonts w:hint="eastAsia" w:ascii="Times New Roman" w:hAnsi="Times New Roman" w:eastAsia="仿宋" w:cs="Times New Roman"/>
+          <w:sz w:val="28"/>
+          <w:szCs w:val="28"/>
+          <w:color w:val="000000"/>
+        </w:rPr>
+        <w:t xml:space="preserve">版本与样本说明：主线操作来自3833ce1交付记录的真实UI任务；旧24例首跑对应其冻结实现，完整交付/必要确认/具体拒绝分别为Agent 12/12、6/6、5/6，fixed 10/12、5/6、3/6。随后943ac3e候选实现对同24条已见输入各复跑一次，分别为11/12、6/6、6/6与9/12、5/6、4/6，故障不重试。它们不是本轮新成绩或第三方评测。本轮不扩大测试集；金山fixed只保留流程差异，且与主运行文字需求存在差异，不作为严格同输入因果对照。</w:t>
+      </w:r>
+    </w:p>
+    <w:p>
+      <w:pPr>
+        <w:widowControl/>
+        <w:snapToGrid w:val="0"/>
+        <w:spacing w:line="360" w:lineRule="auto"/>
+        <w:ind w:firstLine="560" w:firstLineChars="200"/>
+        <w:rPr>
+          <w:rFonts w:ascii="Times New Roman" w:hAnsi="Times New Roman" w:eastAsia="仿宋" w:cs="Times New Roman"/>
+          <w:sz w:val="28"/>
+          <w:szCs w:val="28"/>
+        </w:rPr>
+      </w:pPr>
+      <w:r>
+        <w:rPr>
+          <w:rFonts w:hint="eastAsia" w:ascii="Times New Roman" w:hAnsi="Times New Roman" w:eastAsia="仿宋" w:cs="Times New Roman"/>
+          <w:sz w:val="28"/>
+          <w:szCs w:val="28"/>
+          <w:color w:val="000000"/>
+        </w:rPr>
+        <w:t xml:space="preserve">6．传承与可持续接待。文化特色由地域来源与人工复核保留，不替地方人员认定传统技艺；本地讲解与手作服务报酬在账本单列，便于协商而不宣称净增收。材料用量、工具复用与接待容量成为方案约束，支持低影响接待；尚无实测节纸、减排或传承成效指标。软件交付后由指定内容维护者和经营维护者分别更新，版本确认贯穿持续使用。</w:t>
       </w:r>
     </w:p>
     <w:p>
@@ -918,29 +874,7 @@
           <w:szCs w:val="28"/>
           <w:color w:val="000000"/>
         </w:rPr>
-        <w:t xml:space="preserve">优先面向有固定场地和小规模接待能力的乡村工坊、研学组织者及文旅服务机构。初期以一个地区、一个项目、有限模块建立资料和经营配置，验证工作人员是否能独立完成纠错、重排、确认和包更新，再评估扩展相邻场地或其他非遗项目。</w:t>
-      </w:r>
-    </w:p>
-    <w:p>
-      <w:pPr>
-        <w:widowControl/>
-        <w:snapToGrid w:val="0"/>
-        <w:spacing w:line="360" w:lineRule="auto"/>
-        <w:ind w:firstLine="560" w:firstLineChars="200"/>
-        <w:rPr>
-          <w:rFonts w:ascii="Times New Roman" w:hAnsi="Times New Roman" w:eastAsia="仿宋" w:cs="Times New Roman"/>
-          <w:sz w:val="28"/>
-          <w:szCs w:val="28"/>
-        </w:rPr>
-      </w:pPr>
-      <w:r>
-        <w:rPr>
-          <w:rFonts w:hint="eastAsia" w:ascii="Times New Roman" w:hAnsi="Times New Roman" w:eastAsia="仿宋" w:cs="Times New Roman"/>
-          <w:sz w:val="28"/>
-          <w:szCs w:val="28"/>
-          <w:color w:val="000000"/>
-        </w:rPr>
-        <w:t xml:space="preserve">预期价值是降低文化内容混用与活动条件失配的风险，帮助游客理解乡土特色，并使在地服务报酬更清楚。扩展须由当地文化人员核对事实、经营者核对流程、权利人明确素材边界；每个新增地区需独立补齐资料与资源，不能复制旧项目价格和授权。实际合作、付费意愿、可用性、收入影响及生态效果均待验证，现阶段不承诺规模化收益。</w:t>
+        <w:t xml:space="preserve">首批应用拟面向已有固定场地和服务人员、需经常调整客群与预算的小型工坊及研学组织者。预期价值是降低多份材料漏改风险，使文化依据、账目和使用边界可交接；没有真实用户对照，不宣称节省工时或已提高收入。软件服务可按部署配置和按期维护收费，工坊活动账另计。扩展地域前需要可靠资料、当地复核者、可使用素材以及真实接待配置，不直接复制剪纸时长或费用。现已完成本地原型、双版包和公开案例重建；真实流程试用、采购意愿、授权及经济成效是下一阶段计划。</w:t>
       </w:r>
     </w:p>
     <w:sectPr>

--- a/docs/submission/project-description-draft.docx
+++ b/docs/submission/project-description-draft.docx
@@ -210,81 +210,195 @@
           <w:sz w:val="28"/>
           <w:szCs w:val="28"/>
         </w:rPr>
-      </w:pPr>
-      <w:r>
-        <w:rPr>
-          <w:rFonts w:hint="eastAsia" w:ascii="Times New Roman" w:hAnsi="Times New Roman" w:eastAsia="仿宋" w:cs="Times New Roman"/>
-          <w:sz w:val="28"/>
-          <w:szCs w:val="28"/>
-          <w:color w:val="000000"/>
-        </w:rPr>
-        <w:t xml:space="preserve">组织者需要的不是一段好听的非遗介绍，而是一场可以向游客解释、向服务人员交接、向负责人复核的活动。讲解、活动安排、账本与手册常由不同资料和不同文件组成：改了预算却漏改日程，撤回图片却继续在手册中使用，或把相近地域的工艺描述互换，都会产生矛盾承诺。乡艺有据针对这一衔接问题，把文化依据与接待条件转化为共享同一校验快照的双版体验包。痛点来自项目场景分析，尚未以从业者调查证明其普遍程度。</w:t>
-      </w:r>
-    </w:p>
-    <w:p>
-      <w:pPr>
-        <w:widowControl/>
-        <w:snapToGrid w:val="0"/>
-        <w:spacing w:line="360" w:lineRule="auto"/>
-        <w:ind w:firstLine="560" w:firstLineChars="200"/>
-        <w:rPr>
-          <w:rFonts w:ascii="Times New Roman" w:hAnsi="Times New Roman" w:eastAsia="仿宋" w:cs="Times New Roman"/>
-          <w:sz w:val="28"/>
-          <w:szCs w:val="28"/>
-        </w:rPr>
-      </w:pPr>
-      <w:r>
-        <w:rPr>
-          <w:rFonts w:hint="eastAsia" w:ascii="Times New Roman" w:hAnsi="Times New Roman" w:eastAsia="仿宋" w:cs="Times New Roman"/>
-          <w:sz w:val="28"/>
-          <w:szCs w:val="28"/>
-          <w:color w:val="000000"/>
-        </w:rPr>
-        <w:t xml:space="preserve">主案例采用蔚县剪纸文化资料和团队设置的同场地经营配置。中国非物质文化遗产网记载蔚县剪纸以阴刻为主、阳刻为辅，并以多色点染彩绘为特色；丰宁满族剪纸条目记载其以阳刻为主、阴刻为辅。[1][2] 地域差异说明文化核验不能只匹配“剪纸”关键词。文化介绍也不能证明工坊当日营业、某位教师到场或素材获准商用，三类条件需要不同依据。</w:t>
-      </w:r>
-    </w:p>
-    <w:p>
-      <w:pPr>
-        <w:widowControl/>
-        <w:snapToGrid w:val="0"/>
-        <w:spacing w:line="360" w:lineRule="auto"/>
-        <w:ind w:firstLine="560" w:firstLineChars="200"/>
-        <w:rPr>
-          <w:rFonts w:ascii="Times New Roman" w:hAnsi="Times New Roman" w:eastAsia="仿宋" w:cs="Times New Roman"/>
-          <w:sz w:val="28"/>
-          <w:szCs w:val="28"/>
-        </w:rPr>
-      </w:pPr>
-      <w:r>
-        <w:rPr>
-          <w:rFonts w:hint="eastAsia" w:ascii="Times New Roman" w:hAnsi="Times New Roman" w:eastAsia="仿宋" w:cs="Times New Roman"/>
-          <w:sz w:val="28"/>
-          <w:szCs w:val="28"/>
-          <w:color w:val="000000"/>
-        </w:rPr>
-        <w:t xml:space="preserve">国内外已有相关技术与产品具备可借鉴能力。Dify官方文档说明知识库检索测试可记录应用检索事件[4]；Google的NotebookLM帮助入口当前重定向为Gemini Notebook，文档支持依据来源回答、行内引用及学习指南等表达[5]；TravelPlanner研究提供带工具和多重约束的旅行规划基准，指出其评测设置下语言智能体仍存在约束跟踪困难[6]。因此，引用、检索与工具调用本身不是本项目创新。我们的贡献聚焦于非遗单场活动的证据与交付依赖，以及受约束的活动重编排。这里只进行原始文档比较，未对替代产品实测，也不把论文历史成绩与本项目成绩直接比较。</w:t>
-      </w:r>
-    </w:p>
-    <w:p>
-      <w:pPr>
-        <w:widowControl/>
-        <w:snapToGrid w:val="0"/>
-        <w:spacing w:line="360" w:lineRule="auto"/>
-        <w:ind w:firstLine="560" w:firstLineChars="200"/>
-        <w:rPr>
-          <w:rFonts w:ascii="Times New Roman" w:hAnsi="Times New Roman" w:eastAsia="仿宋" w:cs="Times New Roman"/>
-          <w:sz w:val="28"/>
-          <w:szCs w:val="28"/>
-        </w:rPr>
-      </w:pPr>
-      <w:r>
-        <w:rPr>
-          <w:rFonts w:hint="eastAsia" w:ascii="Times New Roman" w:hAnsi="Times New Roman" w:eastAsia="仿宋" w:cs="Times New Roman"/>
-          <w:sz w:val="28"/>
-          <w:szCs w:val="28"/>
-          <w:color w:val="000000"/>
-        </w:rPr>
-        <w:t xml:space="preserve">外部补充案例采用金山区人民政府公开剪纸小夜灯活动公告[3]。它提供历史时段、地点、对象、招募名额及免费条件；团队另设8人、教师、场地、材料与费用假设，使用同一检索、编排、确认和导出闭环。该案例只称“基于公开活动资料的案例重建与系统验证”，不能写成真实工坊落地、合作背书或自动适配所有非遗。</w:t>
+        <w:keepNext/>
+      </w:pPr>
+      <w:r>
+        <w:rPr>
+          <w:rFonts w:hint="eastAsia" w:ascii="Times New Roman" w:hAnsi="Times New Roman" w:eastAsia="仿宋" w:cs="Times New Roman"/>
+          <w:sz w:val="28"/>
+          <w:szCs w:val="28"/>
+          <w:color w:val="000000"/>
+        </w:rPr>
+        <w:t xml:space="preserve">（一）项目意义</w:t>
+      </w:r>
+    </w:p>
+    <w:p>
+      <w:pPr>
+        <w:widowControl/>
+        <w:snapToGrid w:val="0"/>
+        <w:spacing w:line="360" w:lineRule="auto"/>
+        <w:ind w:firstLine="560" w:firstLineChars="200"/>
+        <w:rPr>
+          <w:rFonts w:ascii="Times New Roman" w:hAnsi="Times New Roman" w:eastAsia="仿宋" w:cs="Times New Roman"/>
+          <w:sz w:val="28"/>
+          <w:szCs w:val="28"/>
+        </w:rPr>
+      </w:pPr>
+      <w:r>
+        <w:rPr>
+          <w:rFonts w:hint="eastAsia" w:ascii="Times New Roman" w:hAnsi="Times New Roman" w:eastAsia="仿宋" w:cs="Times New Roman"/>
+          <w:sz w:val="28"/>
+          <w:szCs w:val="28"/>
+          <w:color w:val="000000"/>
+        </w:rPr>
+        <w:t xml:space="preserve">非遗体验正成为乡村振兴与文旅融合的重要载体。文化和旅游部2023年印发《关于推动非物质文化遗产与旅游深度融合发展的通知》，要求非遗工坊、传承体验中心等场所面向游客提供体验、研学服务，并鼓励聘请传承人担任讲解员[1]。“十四五”期间，全国建成非遗工坊约1.29万家，分布在2138个县，带动120余万人就业增收[2]；国务院已公布国家级非遗代表性项目1557项[3]。体验活动越多，讲解是否准确、活动是否适合来访人群、手册是否跟得上手艺人的新作，就越直接决定一场活动的质量和口碑。</w:t>
+      </w:r>
+    </w:p>
+    <w:p>
+      <w:pPr>
+        <w:widowControl/>
+        <w:snapToGrid w:val="0"/>
+        <w:spacing w:line="360" w:lineRule="auto"/>
+        <w:ind w:firstLine="560" w:firstLineChars="200"/>
+        <w:rPr>
+          <w:rFonts w:ascii="Times New Roman" w:hAnsi="Times New Roman" w:eastAsia="仿宋" w:cs="Times New Roman"/>
+          <w:sz w:val="28"/>
+          <w:szCs w:val="28"/>
+        </w:rPr>
+      </w:pPr>
+      <w:r>
+        <w:rPr>
+          <w:rFonts w:hint="eastAsia" w:ascii="Times New Roman" w:hAnsi="Times New Roman" w:eastAsia="仿宋" w:cs="Times New Roman"/>
+          <w:sz w:val="28"/>
+          <w:szCs w:val="28"/>
+          <w:color w:val="000000"/>
+        </w:rPr>
+        <w:t xml:space="preserve">与此同时，人们认识一个地方的方式正在改变。截至2025年12月，我国生成式人工智能用户规模达6.02亿人，普及率42.8%[4]。AI正在成为游客了解乡土文化的第一扇窗，但大语言模型存在“幻觉”，可能生成与事实不符却看似可信的内容[5]。非遗讲解恰恰对一字之差高度敏感：中国非物质文化遗产网记载，丰宁满族剪纸以阳刻为主、阴刻为辅，蔚县剪纸以阴刻为主、阳刻为辅[6][7]。把“阳”写成“阴”，就把一个地方的手艺安到了另一个地方。让AI讲有出处的话，是AI进入文旅一线必须先解决的问题。</w:t>
+      </w:r>
+    </w:p>
+    <w:p>
+      <w:pPr>
+        <w:widowControl/>
+        <w:snapToGrid w:val="0"/>
+        <w:spacing w:line="360" w:lineRule="auto"/>
+        <w:ind w:firstLine="560" w:firstLineChars="200"/>
+        <w:rPr>
+          <w:rFonts w:ascii="Times New Roman" w:hAnsi="Times New Roman" w:eastAsia="仿宋" w:cs="Times New Roman"/>
+          <w:sz w:val="28"/>
+          <w:szCs w:val="28"/>
+        </w:rPr>
+        <w:keepNext/>
+      </w:pPr>
+      <w:r>
+        <w:rPr>
+          <w:rFonts w:hint="eastAsia" w:ascii="Times New Roman" w:hAnsi="Times New Roman" w:eastAsia="仿宋" w:cs="Times New Roman"/>
+          <w:sz w:val="28"/>
+          <w:szCs w:val="28"/>
+          <w:color w:val="000000"/>
+        </w:rPr>
+        <w:t xml:space="preserve">（二）一线现状：来自从业者的访谈</w:t>
+      </w:r>
+    </w:p>
+    <w:p>
+      <w:pPr>
+        <w:widowControl/>
+        <w:snapToGrid w:val="0"/>
+        <w:spacing w:line="360" w:lineRule="auto"/>
+        <w:ind w:firstLine="560" w:firstLineChars="200"/>
+        <w:rPr>
+          <w:rFonts w:ascii="Times New Roman" w:hAnsi="Times New Roman" w:eastAsia="仿宋" w:cs="Times New Roman"/>
+          <w:sz w:val="28"/>
+          <w:szCs w:val="28"/>
+        </w:rPr>
+      </w:pPr>
+      <w:r>
+        <w:rPr>
+          <w:rFonts w:hint="eastAsia" w:ascii="Times New Roman" w:hAnsi="Times New Roman" w:eastAsia="仿宋" w:cs="Times New Roman"/>
+          <w:sz w:val="28"/>
+          <w:szCs w:val="28"/>
+          <w:color w:val="000000"/>
+        </w:rPr>
+        <w:t xml:space="preserve">2026年10月，团队请1位非遗手艺人和2位文旅办负责人观看系统演示并接受访谈。三位受访者都提到：讲解词来自传承人自己的经验，没有成稿，也没有核对这一步。受访文旅办负责人所在地区，每年举办非遗类活动十余场到近二十场，全区每年上百场；活动调整的主要原因是对象不同——青少年、学生、老年人、专业人士和普通游客，需要有针对性的安排。手艺人不会收回自己的作品，而是不断创新、更新作品。手艺人表示：“如果能给我一份正确的讲解词，并给观看的游客人手一本手册，对我们很有帮助。”文旅办负责人认为“每场活动生成一场游客手册对非遗推广是很有必要的”。付费方面，一位受访者倾向按场次付费。由此，活动举办方和手艺人真正需要的是三件事：讲得对、因人而讲、手册常新。</w:t>
+      </w:r>
+    </w:p>
+    <w:p>
+      <w:pPr>
+        <w:widowControl/>
+        <w:snapToGrid w:val="0"/>
+        <w:spacing w:line="360" w:lineRule="auto"/>
+        <w:ind w:firstLine="560" w:firstLineChars="200"/>
+        <w:rPr>
+          <w:rFonts w:ascii="Times New Roman" w:hAnsi="Times New Roman" w:eastAsia="仿宋" w:cs="Times New Roman"/>
+          <w:sz w:val="28"/>
+          <w:szCs w:val="28"/>
+        </w:rPr>
+        <w:keepNext/>
+      </w:pPr>
+      <w:r>
+        <w:rPr>
+          <w:rFonts w:hint="eastAsia" w:ascii="Times New Roman" w:hAnsi="Times New Roman" w:eastAsia="仿宋" w:cs="Times New Roman"/>
+          <w:sz w:val="28"/>
+          <w:szCs w:val="28"/>
+          <w:color w:val="000000"/>
+        </w:rPr>
+        <w:t xml:space="preserve">（三）国内外研究与产品现状</w:t>
+      </w:r>
+    </w:p>
+    <w:p>
+      <w:pPr>
+        <w:widowControl/>
+        <w:snapToGrid w:val="0"/>
+        <w:spacing w:line="360" w:lineRule="auto"/>
+        <w:ind w:firstLine="560" w:firstLineChars="200"/>
+        <w:rPr>
+          <w:rFonts w:ascii="Times New Roman" w:hAnsi="Times New Roman" w:eastAsia="仿宋" w:cs="Times New Roman"/>
+          <w:sz w:val="28"/>
+          <w:szCs w:val="28"/>
+        </w:rPr>
+      </w:pPr>
+      <w:r>
+        <w:rPr>
+          <w:rFonts w:hint="eastAsia" w:ascii="Times New Roman" w:hAnsi="Times New Roman" w:eastAsia="仿宋" w:cs="Times New Roman"/>
+          <w:sz w:val="28"/>
+          <w:szCs w:val="28"/>
+          <w:color w:val="000000"/>
+        </w:rPr>
+        <w:t xml:space="preserve">现有技术已提供可借鉴的能力，但没有把这三件事放进同一个可交付的活动里。Dify等知识库平台支持检索测试和检索记录[8]；Google NotebookLM（现为Gemini Notebook）支持基于用户来源回答并给出行内引用[9]，但它们回答的是“问题”，不负责一场活动的人数、预算、教师、场地和账目。TravelPlanner基准研究多约束旅行规划，发现在其评测设置下语言智能体仍难以同时满足多项约束[10]，说明“让模型自己排”并不可靠。文旅领域常见的是导览小程序和通用对话助手，讲解内容一般不逐句标注出处，也不会在作品或资料变化后自动找出需要更新的手册。</w:t>
+      </w:r>
+    </w:p>
+    <w:p>
+      <w:pPr>
+        <w:widowControl/>
+        <w:snapToGrid w:val="0"/>
+        <w:spacing w:line="360" w:lineRule="auto"/>
+        <w:ind w:firstLine="560" w:firstLineChars="200"/>
+        <w:rPr>
+          <w:rFonts w:ascii="Times New Roman" w:hAnsi="Times New Roman" w:eastAsia="仿宋" w:cs="Times New Roman"/>
+          <w:sz w:val="28"/>
+          <w:szCs w:val="28"/>
+        </w:rPr>
+        <w:keepNext/>
+      </w:pPr>
+      <w:r>
+        <w:rPr>
+          <w:rFonts w:hint="eastAsia" w:ascii="Times New Roman" w:hAnsi="Times New Roman" w:eastAsia="仿宋" w:cs="Times New Roman"/>
+          <w:sz w:val="28"/>
+          <w:szCs w:val="28"/>
+          <w:color w:val="000000"/>
+        </w:rPr>
+        <w:t xml:space="preserve">（四）发展动态与机遇</w:t>
+      </w:r>
+    </w:p>
+    <w:p>
+      <w:pPr>
+        <w:widowControl/>
+        <w:snapToGrid w:val="0"/>
+        <w:spacing w:line="360" w:lineRule="auto"/>
+        <w:ind w:firstLine="560" w:firstLineChars="200"/>
+        <w:rPr>
+          <w:rFonts w:ascii="Times New Roman" w:hAnsi="Times New Roman" w:eastAsia="仿宋" w:cs="Times New Roman"/>
+          <w:sz w:val="28"/>
+          <w:szCs w:val="28"/>
+        </w:rPr>
+      </w:pPr>
+      <w:r>
+        <w:rPr>
+          <w:rFonts w:hint="eastAsia" w:ascii="Times New Roman" w:hAnsi="Times New Roman" w:eastAsia="仿宋" w:cs="Times New Roman"/>
+          <w:sz w:val="28"/>
+          <w:szCs w:val="28"/>
+          <w:color w:val="000000"/>
+        </w:rPr>
+        <w:t xml:space="preserve">开源大模型已能在一台个人电脑上本地运行。Qwen3等模型以Apache-2.0许可开放权重，配合Ollama等工具即可离线推理，县域文旅单位不必承担按调用计费的云端成本，资料和游客数据也不出本机。“模型负责理解与表达、程序负责约束与复算、人负责最终确认”的智能体工作流，正是把AI可靠地用到乡村文旅一线的现实路径。乡艺有据由此立项。</w:t>
       </w:r>
     </w:p>
     <w:p>
@@ -307,29 +421,7 @@
           <w:szCs w:val="28"/>
           <w:color w:val="000000"/>
         </w:rPr>
-        <w:t xml:space="preserve">资料依据（访问2026年10月3日；文化资料初次入库为9月30日）：[1]中国非物质文化遗产网《剪纸（蔚县剪纸）》https://www.ihchina.cn/project_details/20184.html；[2]《剪纸（丰宁满族剪纸）》https://www.ihchina.cn/project_details/20183.html；[3]金山区人民政府公告，2026年8月6日，https://www.shanghai.gov.cn/nw17239/20260806/ab8799763c384e7eb1b254cebf1e0cf5.html。</w:t>
-      </w:r>
-    </w:p>
-    <w:p>
-      <w:pPr>
-        <w:widowControl/>
-        <w:snapToGrid w:val="0"/>
-        <w:spacing w:line="360" w:lineRule="auto"/>
-        <w:ind w:firstLine="560" w:firstLineChars="200"/>
-        <w:rPr>
-          <w:rFonts w:ascii="Times New Roman" w:hAnsi="Times New Roman" w:eastAsia="仿宋" w:cs="Times New Roman"/>
-          <w:sz w:val="28"/>
-          <w:szCs w:val="28"/>
-        </w:rPr>
-      </w:pPr>
-      <w:r>
-        <w:rPr>
-          <w:rFonts w:hint="eastAsia" w:ascii="Times New Roman" w:hAnsi="Times New Roman" w:eastAsia="仿宋" w:cs="Times New Roman"/>
-          <w:sz w:val="28"/>
-          <w:szCs w:val="28"/>
-          <w:color w:val="000000"/>
-        </w:rPr>
-        <w:t xml:space="preserve">相关原始资料：[4]Dify，Test Knowledge Retrieval，https://docs.dify.ai/en/cloud/use-dify/knowledge/test-retrieval（页面更新2026年6月6日）；[5]Google，Learn about Gemini Notebook，https://support.google.com/gemininotebook/answer/16164461（未显示发布日期）；[6]Xie等，TravelPlanner，ICML 2024，arXiv:2402.01622v4，https://arxiv.org/abs/2402.01622（v4更新2024年10月23日）。三项均于2026年10月3日核对原始页面。</w:t>
+        <w:t xml:space="preserve">参考资料：[1]文化和旅游部《关于推动非物质文化遗产与旅游深度融合发展的通知》，2023年2月；[2]中国非物质文化遗产网《“十四五”期间我国非遗保护成果公布》，2025年12月2日；[3]新华社《国务院公布第五批国家级非物质文化遗产代表性项目名录》，2021年6月10日；[4]中国互联网络信息中心《第57次中国互联网络发展状况统计报告》，2026年3月；[5]Huang等，A Survey on Hallucination in Large Language Models，arXiv:2311.05232；[6]中国非物质文化遗产网《剪纸（蔚县剪纸）》ihchina.cn/project_details/20184.html；[7]同网《剪纸（丰宁满族剪纸）》project_details/20183.html；[8]Dify文档Test Knowledge Retrieval；[9]Google帮助中心Learn about Gemini Notebook；[10]Xie等，TravelPlanner，ICML 2024，arXiv:2402.01622。网络资料均于2026年10月核对。</w:t>
       </w:r>
     </w:p>
     <w:p>
@@ -427,7 +519,95 @@
           <w:szCs w:val="28"/>
           <w:color w:val="000000"/>
         </w:rPr>
-        <w:t xml:space="preserve">作品的交付单位是一场经过核验和确认的体验，而非一条聊天回答。组织者输入文化文案、自然语言偏好与接待条件，模型负责理解和表达，程序负责候选求解、金额、时间与资源校验，人负责文化判断、真实资源及授权确认。两项创新通过同一场蔚县剪纸体验连续呈现：先纠正讲解，再改变偏好，最后处理素材撤回。</w:t>
+        <w:t xml:space="preserve">乡艺有据的交付单位不是一段聊天回答，而是一场可以直接举办的非遗体验：一份逐句有出处的讲解词、一套按来访人群编排的活动与账目、一份游客版手册和一份组织者版手册。整个产品围绕三件事展开：</w:t>
+      </w:r>
+    </w:p>
+    <w:p>
+      <w:pPr>
+        <w:widowControl/>
+        <w:snapToGrid w:val="0"/>
+        <w:spacing w:line="360" w:lineRule="auto"/>
+        <w:ind w:firstLine="560" w:firstLineChars="200"/>
+        <w:rPr>
+          <w:rFonts w:ascii="Times New Roman" w:hAnsi="Times New Roman" w:eastAsia="仿宋" w:cs="Times New Roman"/>
+          <w:sz w:val="28"/>
+          <w:szCs w:val="28"/>
+        </w:rPr>
+      </w:pPr>
+      <w:r>
+        <w:rPr>
+          <w:rFonts w:hint="eastAsia" w:ascii="Times New Roman" w:hAnsi="Times New Roman" w:eastAsia="仿宋" w:cs="Times New Roman"/>
+          <w:sz w:val="28"/>
+          <w:szCs w:val="28"/>
+          <w:color w:val="000000"/>
+        </w:rPr>
+        <w:t xml:space="preserve">一是讲对。讲解词逐句回到官方资料核对，与来源矛盾的给出有出处的修订，查不到的标“信息不足”，营业、预约等承诺不由文化资料替人答应。没有讲解词时，只要说清讲给谁、讲多久，系统依据收录资料先写一版，再逐句核对。</w:t>
+      </w:r>
+    </w:p>
+    <w:p>
+      <w:pPr>
+        <w:widowControl/>
+        <w:snapToGrid w:val="0"/>
+        <w:spacing w:line="360" w:lineRule="auto"/>
+        <w:ind w:firstLine="560" w:firstLineChars="200"/>
+        <w:rPr>
+          <w:rFonts w:ascii="Times New Roman" w:hAnsi="Times New Roman" w:eastAsia="仿宋" w:cs="Times New Roman"/>
+          <w:sz w:val="28"/>
+          <w:szCs w:val="28"/>
+        </w:rPr>
+      </w:pPr>
+      <w:r>
+        <w:rPr>
+          <w:rFonts w:hint="eastAsia" w:ascii="Times New Roman" w:hAnsi="Times New Roman" w:eastAsia="仿宋" w:cs="Times New Roman"/>
+          <w:sz w:val="28"/>
+          <w:szCs w:val="28"/>
+          <w:color w:val="000000"/>
+        </w:rPr>
+        <w:t xml:space="preserve">二是因人而讲。同一项非遗，面向普通游客、亲子家庭、青少年学生、老年人或专业爱好者，活动组合、手作时长、讲解口吻一起调整，费用逐项复算，本地讲解和手作老师的报酬单独列出。</w:t>
+      </w:r>
+    </w:p>
+    <w:p>
+      <w:pPr>
+        <w:widowControl/>
+        <w:snapToGrid w:val="0"/>
+        <w:spacing w:line="360" w:lineRule="auto"/>
+        <w:ind w:firstLine="560" w:firstLineChars="200"/>
+        <w:rPr>
+          <w:rFonts w:ascii="Times New Roman" w:hAnsi="Times New Roman" w:eastAsia="仿宋" w:cs="Times New Roman"/>
+          <w:sz w:val="28"/>
+          <w:szCs w:val="28"/>
+        </w:rPr>
+      </w:pPr>
+      <w:r>
+        <w:rPr>
+          <w:rFonts w:hint="eastAsia" w:ascii="Times New Roman" w:hAnsi="Times New Roman" w:eastAsia="仿宋" w:cs="Times New Roman"/>
+          <w:sz w:val="28"/>
+          <w:szCs w:val="28"/>
+          <w:color w:val="000000"/>
+        </w:rPr>
+        <w:t xml:space="preserve">三是作品常新。手艺人发布新作后，系统自动找出手册里引用旧作的地方，旧手册暂停导出，重新核验、经人确认后换上新作；游客手册设“手艺人作品”栏，游客可以把喜欢的作品从手艺人手里带回家。</w:t>
+      </w:r>
+    </w:p>
+    <w:p>
+      <w:pPr>
+        <w:widowControl/>
+        <w:snapToGrid w:val="0"/>
+        <w:spacing w:line="360" w:lineRule="auto"/>
+        <w:ind w:firstLine="560" w:firstLineChars="200"/>
+        <w:rPr>
+          <w:rFonts w:ascii="Times New Roman" w:hAnsi="Times New Roman" w:eastAsia="仿宋" w:cs="Times New Roman"/>
+          <w:sz w:val="28"/>
+          <w:szCs w:val="28"/>
+        </w:rPr>
+      </w:pPr>
+      <w:r>
+        <w:rPr>
+          <w:rFonts w:hint="eastAsia" w:ascii="Times New Roman" w:hAnsi="Times New Roman" w:eastAsia="仿宋" w:cs="Times New Roman"/>
+          <w:sz w:val="28"/>
+          <w:szCs w:val="28"/>
+          <w:color w:val="000000"/>
+        </w:rPr>
+        <w:t xml:space="preserve">实现上遵循“模型理解、程序把关、人来拍板”：本地大模型负责读懂需求、拆分陈述和起草表达；确定性程序负责证据核对、约束求解、金额复算和版本校验；人工确认后才能导出。模型能力越强，体验越好；模型出错时，程序和人兜底，错误不会进入游客手里。</w:t>
       </w:r>
     </w:p>
     <w:p>
@@ -479,51 +659,73 @@
           <w:szCs w:val="28"/>
           <w:color w:val="000000"/>
         </w:rPr>
-        <w:t xml:space="preserve">原型已在本机使用Qwen3-14B Q4_K_M、Ollama、LangGraph OSS、FastAPI和SQLite真实运行，不微调、不接付费API。模型调用最多8次、方案修订最多2轮。八个同场地演示模块及原轻、深套餐均来自配置；单组顺序活动，不自动虚构跨村路线或并行接待。软件没有新增模型API费用，设备、电力、资料维护与人工复核仍有成本。</w:t>
-      </w:r>
-    </w:p>
-    <w:p>
-      <w:pPr>
-        <w:widowControl/>
-        <w:snapToGrid w:val="0"/>
-        <w:spacing w:line="360" w:lineRule="auto"/>
-        <w:ind w:firstLine="560" w:firstLineChars="200"/>
-        <w:rPr>
-          <w:rFonts w:ascii="Times New Roman" w:hAnsi="Times New Roman" w:eastAsia="仿宋" w:cs="Times New Roman"/>
-          <w:sz w:val="28"/>
-          <w:szCs w:val="28"/>
-        </w:rPr>
-      </w:pPr>
-      <w:r>
-        <w:rPr>
-          <w:rFonts w:hint="eastAsia" w:ascii="Times New Roman" w:hAnsi="Times New Roman" w:eastAsia="仿宋" w:cs="Times New Roman"/>
-          <w:sz w:val="28"/>
-          <w:szCs w:val="28"/>
-          <w:color w:val="000000"/>
-        </w:rPr>
-        <w:t xml:space="preserve">主线真实操作记录中，先有讲解、50分钟基础手作与茶歇；将预算改为人均110元并明确“不安排茶歇，多留手作时间”后，系统处理文字与表单冲突，再改为讲解、60分钟深度手作与20分钟延伸练习。手作50→80分钟，全程90→100分钟，组织支出演示测算720→796元；新方案本地服务报酬524元、材料192元、组织80元合计796元，低于8人880元预算。素材撤回后实际完成失效、重新核验、确认及双版导出，原始记录见补充验证资料。</w:t>
-      </w:r>
-    </w:p>
-    <w:p>
-      <w:pPr>
-        <w:widowControl/>
-        <w:snapToGrid w:val="0"/>
-        <w:spacing w:line="360" w:lineRule="auto"/>
-        <w:ind w:firstLine="560" w:firstLineChars="200"/>
-        <w:rPr>
-          <w:rFonts w:ascii="Times New Roman" w:hAnsi="Times New Roman" w:eastAsia="仿宋" w:cs="Times New Roman"/>
-          <w:sz w:val="28"/>
-          <w:szCs w:val="28"/>
-        </w:rPr>
-      </w:pPr>
-      <w:r>
-        <w:rPr>
-          <w:rFonts w:hint="eastAsia" w:ascii="Times New Roman" w:hAnsi="Times New Roman" w:eastAsia="仿宋" w:cs="Times New Roman"/>
-          <w:sz w:val="28"/>
-          <w:szCs w:val="28"/>
-          <w:color w:val="000000"/>
-        </w:rPr>
-        <w:t xml:space="preserve">金山补充案例记录为7次模型调用、22.756秒，重建30分钟现场教学及90分钟手作，8人组织支出演示测算702元。30+90来自历史公告安排，不是已证明的工艺最低时间；110分钟冲突来自本次重建保留原环节与时长。真实教师、安全容量、成本及授权仍待确认，接受演示假设只允许原型计算，不表示实际资源已核实。</w:t>
+        <w:t xml:space="preserve">技术可行。系统采用成熟开源组件：Qwen3-14B（Q4_K_M量化，Apache-2.0）经Ollama本地推理，LangGraph编排智能体流程，FastAPI与SQLite提供业务服务，前端为原生网页。全程不微调、不接付费API，单项任务模型调用上限8次，方案修订最多2轮，在一台配备消费级显卡的电脑上离线运行。系统已完整实现并可运行：三页界面、讲解词生成、逐句核验、五类对象编排、分众教学、人工确认、双版手册导出和作品版本联动，后端274项自动化测试全部通过。</w:t>
+      </w:r>
+    </w:p>
+    <w:p>
+      <w:pPr>
+        <w:widowControl/>
+        <w:snapToGrid w:val="0"/>
+        <w:spacing w:line="360" w:lineRule="auto"/>
+        <w:ind w:firstLine="560" w:firstLineChars="200"/>
+        <w:rPr>
+          <w:rFonts w:ascii="Times New Roman" w:hAnsi="Times New Roman" w:eastAsia="仿宋" w:cs="Times New Roman"/>
+          <w:sz w:val="28"/>
+          <w:szCs w:val="28"/>
+        </w:rPr>
+      </w:pPr>
+      <w:r>
+        <w:rPr>
+          <w:rFonts w:hint="eastAsia" w:ascii="Times New Roman" w:hAnsi="Times New Roman" w:eastAsia="仿宋" w:cs="Times New Roman"/>
+          <w:sz w:val="28"/>
+          <w:szCs w:val="28"/>
+          <w:color w:val="000000"/>
+        </w:rPr>
+        <w:t xml:space="preserve">效果可行。团队采用双机交叉验证：一台机器开发，另一台用真实本地模型从空数据库运行完整验收脚本，首次结果即结论，失败原样交回修复。最新一轮四项真实验收脚本首次全部通过，17次真实工作流平均每次约10秒完成。真实运行中，“蔚县剪纸以阳刻为主”被判为与来源矛盾并修订为“以阴刻为主”；本地模型为青少年学生写成的讲解词草稿8条陈述中7条获来源支持，1条“让作品更生动”被如实标为信息不足；换成青少年学生后，活动由2个环节增至4个，手作由50分钟增至80分钟，874元方案中584元付给本地讲解和手作老师（演示测算）。在内部24项任务对照中，智能体工作流与同模型固定流程相比，完整交付12/12对10/12、需确认条件识别6/6对5/6、越界请求具体拒绝5/6对3/6。</w:t>
+      </w:r>
+    </w:p>
+    <w:p>
+      <w:pPr>
+        <w:widowControl/>
+        <w:snapToGrid w:val="0"/>
+        <w:spacing w:line="360" w:lineRule="auto"/>
+        <w:ind w:firstLine="560" w:firstLineChars="200"/>
+        <w:rPr>
+          <w:rFonts w:ascii="Times New Roman" w:hAnsi="Times New Roman" w:eastAsia="仿宋" w:cs="Times New Roman"/>
+          <w:sz w:val="28"/>
+          <w:szCs w:val="28"/>
+        </w:rPr>
+      </w:pPr>
+      <w:r>
+        <w:rPr>
+          <w:rFonts w:hint="eastAsia" w:ascii="Times New Roman" w:hAnsi="Times New Roman" w:eastAsia="仿宋" w:cs="Times New Roman"/>
+          <w:sz w:val="28"/>
+          <w:szCs w:val="28"/>
+          <w:color w:val="000000"/>
+        </w:rPr>
+        <w:t xml:space="preserve">资料与场景可行。文化资料取自中国非物质文化遗产网和河北省文化和旅游厅等官方来源，逐条保存原文、出处和位置；同一流程已用上海市金山区公开剪纸活动资料完成案例重建，7次模型调用、约23秒生成完整方案，说明流程可复用到其他地域。三位一线从业者的访谈确认了需求，并直接推动了第二、三幕改版。</w:t>
+      </w:r>
+    </w:p>
+    <w:p>
+      <w:pPr>
+        <w:widowControl/>
+        <w:snapToGrid w:val="0"/>
+        <w:spacing w:line="360" w:lineRule="auto"/>
+        <w:ind w:firstLine="560" w:firstLineChars="200"/>
+        <w:rPr>
+          <w:rFonts w:ascii="Times New Roman" w:hAnsi="Times New Roman" w:eastAsia="仿宋" w:cs="Times New Roman"/>
+          <w:sz w:val="28"/>
+          <w:szCs w:val="28"/>
+        </w:rPr>
+      </w:pPr>
+      <w:r>
+        <w:rPr>
+          <w:rFonts w:hint="eastAsia" w:ascii="Times New Roman" w:hAnsi="Times New Roman" w:eastAsia="仿宋" w:cs="Times New Roman"/>
+          <w:sz w:val="28"/>
+          <w:szCs w:val="28"/>
+          <w:color w:val="000000"/>
+        </w:rPr>
+        <w:t xml:space="preserve">经济可行。一次部署即可长期离线使用，没有模型调用费；资料、活动模块和价格都是配置项，扩展到新的项目和地域主要是资料整理和配置工作，而不是重新开发。</w:t>
       </w:r>
     </w:p>
     <w:p>
@@ -583,29 +785,95 @@
           <w:szCs w:val="28"/>
           <w:color w:val="000000"/>
         </w:rPr>
-        <w:t xml:space="preserve">贡献一：让文化证据贯穿交付及变更。来源关联陈述、讲解卡、教学内容和体验方案；素材使用状态变化后，系统定位受影响关系，撤销旧确认并阻断旧任务再次导出。蔚县主线撤回项目原创装饰素材后，真实重新核验并导出游客版、组织者版，新包不再含该素材。这里的价值在于防止资料状态与交付版本脱节，而非仅展示引用链接。已下载文件仍须组织者停止使用并重新分发，系统不能远程抹除离线文件。</w:t>
-      </w:r>
-    </w:p>
-    <w:p>
-      <w:pPr>
-        <w:widowControl/>
-        <w:snapToGrid w:val="0"/>
-        <w:spacing w:line="360" w:lineRule="auto"/>
-        <w:ind w:firstLine="560" w:firstLineChars="200"/>
-        <w:rPr>
-          <w:rFonts w:ascii="Times New Roman" w:hAnsi="Times New Roman" w:eastAsia="仿宋" w:cs="Times New Roman"/>
-          <w:sz w:val="28"/>
-          <w:szCs w:val="28"/>
-        </w:rPr>
-      </w:pPr>
-      <w:r>
-        <w:rPr>
-          <w:rFonts w:hint="eastAsia" w:ascii="Times New Roman" w:hAnsi="Times New Roman" w:eastAsia="仿宋" w:cs="Times New Roman"/>
-          <w:sz w:val="28"/>
-          <w:szCs w:val="28"/>
-          <w:color w:val="000000"/>
-        </w:rPr>
-        <w:t xml:space="preserve">贡献二：让一句自然语言真正改变可交付活动。模型提取“不安排茶歇、多留手作时间”等偏好，程序在配置内组合、排序和复算，反馈冲突后由模型修订表达或请人选择条件。对应证据是50→80分钟手作及模块、日程、账本、分众内容与双版包同步变化；不私自改人数、报价、教师或时长。观察任务与互动提问标注为教学创意，其文化前提仍需来源支持。两项贡献是面向特定业务的集成设计与实现，不认定为行业首创或通用规划突破。</w:t>
+        <w:t xml:space="preserve">创新一：逐句证据门禁，让“可信”成为可检查的规则。系统把文案拆成句子和分句，每一句都要在同地域、同项目的官方来源中找到依据，判定为支持、矛盾、资料分歧或信息不足之一；支持与矛盾必须附原文定位，否则不予通过。文化事实、经营承诺和游客需求分开处理，经营承诺一律不由文化资料背书。教学内容生成后再逐项扫描文化断言，开放式的观察任务和提问用固定句式归类，任何夹带断言的句子都失败关闭。门禁宁可停下也不放行：查不到就说查不到，做不到就停下来问人。</w:t>
+      </w:r>
+    </w:p>
+    <w:p>
+      <w:pPr>
+        <w:widowControl/>
+        <w:snapToGrid w:val="0"/>
+        <w:spacing w:line="360" w:lineRule="auto"/>
+        <w:ind w:firstLine="560" w:firstLineChars="200"/>
+        <w:rPr>
+          <w:rFonts w:ascii="Times New Roman" w:hAnsi="Times New Roman" w:eastAsia="仿宋" w:cs="Times New Roman"/>
+          <w:sz w:val="28"/>
+          <w:szCs w:val="28"/>
+        </w:rPr>
+      </w:pPr>
+      <w:r>
+        <w:rPr>
+          <w:rFonts w:hint="eastAsia" w:ascii="Times New Roman" w:hAnsi="Times New Roman" w:eastAsia="仿宋" w:cs="Times New Roman"/>
+          <w:sz w:val="28"/>
+          <w:szCs w:val="28"/>
+          <w:color w:val="000000"/>
+        </w:rPr>
+        <w:t xml:space="preserve">创新二：因人而讲的受约束编排，一句话改需求、一处改对象，方案、账目、讲解一起变。五类体验对象各自带有活动偏好；程序在人数、预算、总时长、教师、场地和对象偏好约束下枚举组合、排序择优，金额按整数分复算并逐项列出本地服务报酬。文字需求与表单冲突时，系统展示差异，请人选择；超出配置的服务（如临时加一场英语讲解）或资源不足时，给出具体原因，绝不虚构教师和场地。模型只负责理解，不负责算账，从结构上避免了语言模型在多约束规划中的不可靠。</w:t>
+      </w:r>
+    </w:p>
+    <w:p>
+      <w:pPr>
+        <w:widowControl/>
+        <w:snapToGrid w:val="0"/>
+        <w:spacing w:line="360" w:lineRule="auto"/>
+        <w:ind w:firstLine="560" w:firstLineChars="200"/>
+        <w:rPr>
+          <w:rFonts w:ascii="Times New Roman" w:hAnsi="Times New Roman" w:eastAsia="仿宋" w:cs="Times New Roman"/>
+          <w:sz w:val="28"/>
+          <w:szCs w:val="28"/>
+        </w:rPr>
+      </w:pPr>
+      <w:r>
+        <w:rPr>
+          <w:rFonts w:hint="eastAsia" w:ascii="Times New Roman" w:hAnsi="Times New Roman" w:eastAsia="仿宋" w:cs="Times New Roman"/>
+          <w:sz w:val="28"/>
+          <w:szCs w:val="28"/>
+          <w:color w:val="000000"/>
+        </w:rPr>
+        <w:t xml:space="preserve">创新三：作品与手册的版本联动，让手册跟着手艺人的新作走。资料、作品和讲解卡都带版本号，每次确认绑定当时的完整快照。手艺人发布新作后，系统定位所有引用旧版的讲解卡、方案和手册，旧确认失效、旧手册暂停导出；重新核验并经人确认后，两版手册从同一快照导出并换上新作。游客手册的“手艺人作品”栏展示作品、说明和标价，交易由手艺人现场办理，系统不经手资金，为手艺人打开一条直接面对游客的渠道。</w:t>
+      </w:r>
+    </w:p>
+    <w:p>
+      <w:pPr>
+        <w:widowControl/>
+        <w:snapToGrid w:val="0"/>
+        <w:spacing w:line="360" w:lineRule="auto"/>
+        <w:ind w:firstLine="560" w:firstLineChars="200"/>
+        <w:rPr>
+          <w:rFonts w:ascii="Times New Roman" w:hAnsi="Times New Roman" w:eastAsia="仿宋" w:cs="Times New Roman"/>
+          <w:sz w:val="28"/>
+          <w:szCs w:val="28"/>
+        </w:rPr>
+      </w:pPr>
+      <w:r>
+        <w:rPr>
+          <w:rFonts w:hint="eastAsia" w:ascii="Times New Roman" w:hAnsi="Times New Roman" w:eastAsia="仿宋" w:cs="Times New Roman"/>
+          <w:sz w:val="28"/>
+          <w:szCs w:val="28"/>
+          <w:color w:val="000000"/>
+        </w:rPr>
+        <w:t xml:space="preserve">与同类方案的区别：知识库问答和基于来源的笔记工具解决“回答有没有引用”，乡艺有据解决“一场活动能不能放心办”——引用、排期、算账、分众表达和版本更新在同一条可失效的版本链上，任何一环变化都会让下游重新核验；通用对话助手和导览小程序生成内容快，但不逐句核对、不做约束求解，也不在作品更新后追踪旧手册。系统的价值不在单项算法新奇，而在把可靠性做进了交付流程本身。</w:t>
+      </w:r>
+    </w:p>
+    <w:p>
+      <w:pPr>
+        <w:widowControl/>
+        <w:snapToGrid w:val="0"/>
+        <w:spacing w:line="360" w:lineRule="auto"/>
+        <w:ind w:firstLine="560" w:firstLineChars="200"/>
+        <w:rPr>
+          <w:rFonts w:ascii="Times New Roman" w:hAnsi="Times New Roman" w:eastAsia="仿宋" w:cs="Times New Roman"/>
+          <w:sz w:val="28"/>
+          <w:szCs w:val="28"/>
+        </w:rPr>
+      </w:pPr>
+      <w:r>
+        <w:rPr>
+          <w:rFonts w:hint="eastAsia" w:ascii="Times New Roman" w:hAnsi="Times New Roman" w:eastAsia="仿宋" w:cs="Times New Roman"/>
+          <w:sz w:val="28"/>
+          <w:szCs w:val="28"/>
+          <w:color w:val="000000"/>
+        </w:rPr>
+        <w:t xml:space="preserve">特色：一台电脑、离线运行、零模型调用费，资料和游客数据不出本机，适合县域文旅单位和非遗工坊直接使用；按场次提供服务，与“活动多、每场不同”的一线实际相匹配；把讲解的话语权、活动的拍板权和服务的收益留在乡里。</w:t>
       </w:r>
     </w:p>
     <w:p>
@@ -666,164 +934,390 @@
           <w:sz w:val="28"/>
           <w:szCs w:val="28"/>
         </w:rPr>
-      </w:pPr>
-      <w:r>
-        <w:rPr>
-          <w:rFonts w:hint="eastAsia" w:ascii="Times New Roman" w:hAnsi="Times New Roman" w:eastAsia="仿宋" w:cs="Times New Roman"/>
-          <w:sz w:val="28"/>
-          <w:szCs w:val="28"/>
-          <w:color w:val="000000"/>
-        </w:rPr>
-        <w:t xml:space="preserve">1．输入分流。保留原文句段位置，将文化事实、经营承诺与用户需求分开。地域事实按项目、地域检索并区分来源支持、矛盾、资料分歧和信息不足；未检索到不判为错误。经营承诺需要接待方提供依据；文字与表单中的人数、时长或偏好冲突时，界面展示具体差异并等待选择。</w:t>
-      </w:r>
-    </w:p>
-    <w:p>
-      <w:pPr>
-        <w:widowControl/>
-        <w:snapToGrid w:val="0"/>
-        <w:spacing w:line="360" w:lineRule="auto"/>
-        <w:ind w:firstLine="560" w:firstLineChars="200"/>
-        <w:rPr>
-          <w:rFonts w:ascii="Times New Roman" w:hAnsi="Times New Roman" w:eastAsia="仿宋" w:cs="Times New Roman"/>
-          <w:sz w:val="28"/>
-          <w:szCs w:val="28"/>
-        </w:rPr>
-      </w:pPr>
-      <w:r>
-        <w:rPr>
-          <w:rFonts w:hint="eastAsia" w:ascii="Times New Roman" w:hAnsi="Times New Roman" w:eastAsia="仿宋" w:cs="Times New Roman"/>
-          <w:sz w:val="28"/>
-          <w:szCs w:val="28"/>
-          <w:color w:val="000000"/>
-        </w:rPr>
-        <w:t xml:space="preserve">2．有限求解。文化资料与经营配置分别存储。模块的时长、费用、教师、场地、容量、互斥与依赖关系由团队或运营者配置。程序枚举有限组合，按明确偏好排序，以整数分计费并排定连续日程。金山的配置时长表示“本次重建保留公告安排”，不表示工艺最低时间；不同性质的时间依据分别说明。</w:t>
-      </w:r>
-    </w:p>
-    <w:p>
-      <w:pPr>
-        <w:widowControl/>
-        <w:snapToGrid w:val="0"/>
-        <w:spacing w:line="360" w:lineRule="auto"/>
-        <w:ind w:firstLine="560" w:firstLineChars="200"/>
-        <w:rPr>
-          <w:rFonts w:ascii="Times New Roman" w:hAnsi="Times New Roman" w:eastAsia="仿宋" w:cs="Times New Roman"/>
-          <w:sz w:val="28"/>
-          <w:szCs w:val="28"/>
-        </w:rPr>
-      </w:pPr>
-      <w:r>
-        <w:rPr>
-          <w:rFonts w:hint="eastAsia" w:ascii="Times New Roman" w:hAnsi="Times New Roman" w:eastAsia="仿宋" w:cs="Times New Roman"/>
-          <w:sz w:val="28"/>
-          <w:szCs w:val="28"/>
-          <w:color w:val="000000"/>
-        </w:rPr>
-        <w:t xml:space="preserve">3．分众表达与确认。已核验事实转成短讲解、观察任务和提问，教学创意与文化事实分别标识；生成后扫描新增文化断言和活动范围，未通过则在调用上限内修订或停止。人工确认绑定方案、来源、素材及配置版本，导出再次复算和校验。真实资源未核实时只能交付标明边界的模拟体验包，不能承诺真实可预约。</w:t>
-      </w:r>
-    </w:p>
-    <w:p>
-      <w:pPr>
-        <w:widowControl/>
-        <w:snapToGrid w:val="0"/>
-        <w:spacing w:line="360" w:lineRule="auto"/>
-        <w:ind w:firstLine="560" w:firstLineChars="200"/>
-        <w:rPr>
-          <w:rFonts w:ascii="Times New Roman" w:hAnsi="Times New Roman" w:eastAsia="仿宋" w:cs="Times New Roman"/>
-          <w:sz w:val="28"/>
-          <w:szCs w:val="28"/>
-        </w:rPr>
-      </w:pPr>
-      <w:r>
-        <w:rPr>
-          <w:rFonts w:hint="eastAsia" w:ascii="Times New Roman" w:hAnsi="Times New Roman" w:eastAsia="仿宋" w:cs="Times New Roman"/>
-          <w:sz w:val="28"/>
-          <w:szCs w:val="28"/>
-          <w:color w:val="000000"/>
-        </w:rPr>
-        <w:t xml:space="preserve">4．变更同步。来源或素材使用状态变化后定位受影响任务、陈述、卡片和方案，旧确认失效。重新核验并确认后，两版从同一有效快照导出；来源变化不等于联网自动监测，当前需主动维护状态。检索文本只作数据，不执行夹带指令。超容量且资源不足时给出具体缺口，不用笼统追问替代计算。</w:t>
-      </w:r>
-    </w:p>
-    <w:p>
-      <w:pPr>
-        <w:widowControl/>
-        <w:snapToGrid w:val="0"/>
-        <w:spacing w:line="360" w:lineRule="auto"/>
-        <w:ind w:firstLine="560" w:firstLineChars="200"/>
-        <w:rPr>
-          <w:rFonts w:ascii="Times New Roman" w:hAnsi="Times New Roman" w:eastAsia="仿宋" w:cs="Times New Roman"/>
-          <w:sz w:val="28"/>
-          <w:szCs w:val="28"/>
-        </w:rPr>
-      </w:pPr>
-      <w:r>
-        <w:rPr>
-          <w:rFonts w:hint="eastAsia" w:ascii="Times New Roman" w:hAnsi="Times New Roman" w:eastAsia="仿宋" w:cs="Times New Roman"/>
-          <w:sz w:val="28"/>
-          <w:szCs w:val="28"/>
-          <w:color w:val="000000"/>
-        </w:rPr>
-        <w:t xml:space="preserve">5．展示与验证。纸白、墨绿、朱红的三页保留，以纠错前后、重排差异和双版包为主要画面。视频复用真实本地运行截帧，明确回放和演示数据；约3分钟是内部展示目标。金山仅为外部资料接入补证，与蔚县案例分别标注地域。主要操作记录、失败和输入版本随补充材料保留，不以测试数量代替价值。</w:t>
-      </w:r>
-    </w:p>
-    <w:p>
-      <w:pPr>
-        <w:widowControl/>
-        <w:snapToGrid w:val="0"/>
-        <w:spacing w:line="360" w:lineRule="auto"/>
-        <w:ind w:firstLine="560" w:firstLineChars="200"/>
-        <w:rPr>
-          <w:rFonts w:ascii="Times New Roman" w:hAnsi="Times New Roman" w:eastAsia="仿宋" w:cs="Times New Roman"/>
-          <w:sz w:val="28"/>
-          <w:szCs w:val="28"/>
-        </w:rPr>
-      </w:pPr>
-      <w:r>
-        <w:rPr>
-          <w:rFonts w:hint="eastAsia" w:ascii="Times New Roman" w:hAnsi="Times New Roman" w:eastAsia="仿宋" w:cs="Times New Roman"/>
-          <w:sz w:val="28"/>
-          <w:szCs w:val="28"/>
-          <w:color w:val="000000"/>
-        </w:rPr>
-        <w:t xml:space="preserve">版本与样本说明：主线操作来自3833ce1交付记录的真实UI任务；旧24例首跑对应其冻结实现，完整交付/必要确认/具体拒绝分别为Agent 12/12、6/6、5/6，fixed 10/12、5/6、3/6。随后943ac3e候选实现对同24条已见输入各复跑一次，分别为11/12、6/6、6/6与9/12、5/6、4/6，故障不重试。它们不是本轮新成绩或第三方评测。本轮不扩大测试集；金山fixed只保留流程差异，且与主运行文字需求存在差异，不作为严格同输入因果对照。</w:t>
-      </w:r>
-    </w:p>
-    <w:p>
-      <w:pPr>
-        <w:widowControl/>
-        <w:snapToGrid w:val="0"/>
-        <w:spacing w:line="360" w:lineRule="auto"/>
-        <w:ind w:firstLine="560" w:firstLineChars="200"/>
-        <w:rPr>
-          <w:rFonts w:ascii="Times New Roman" w:hAnsi="Times New Roman" w:eastAsia="仿宋" w:cs="Times New Roman"/>
-          <w:sz w:val="28"/>
-          <w:szCs w:val="28"/>
-        </w:rPr>
-      </w:pPr>
-      <w:r>
-        <w:rPr>
-          <w:rFonts w:hint="eastAsia" w:ascii="Times New Roman" w:hAnsi="Times New Roman" w:eastAsia="仿宋" w:cs="Times New Roman"/>
-          <w:sz w:val="28"/>
-          <w:szCs w:val="28"/>
-          <w:color w:val="000000"/>
-        </w:rPr>
-        <w:t xml:space="preserve">6．传承与可持续接待。文化特色由地域来源与人工复核保留，不替地方人员认定传统技艺；本地讲解与手作服务报酬在账本单列，便于协商而不宣称净增收。材料用量、工具复用与接待容量成为方案约束，支持低影响接待；尚无实测节纸、减排或传承成效指标。软件交付后由指定内容维护者和经营维护者分别更新，版本确认贯穿持续使用。</w:t>
-      </w:r>
-    </w:p>
-    <w:p>
-      <w:pPr>
-        <w:widowControl/>
-        <w:snapToGrid w:val="0"/>
-        <w:spacing w:line="360" w:lineRule="auto"/>
-        <w:rPr>
-          <w:rFonts w:ascii="Times New Roman" w:hAnsi="Times New Roman" w:eastAsia="仿宋" w:cs="Times New Roman"/>
-          <w:sz w:val="28"/>
-          <w:szCs w:val="28"/>
-        </w:rPr>
         <w:keepNext/>
       </w:pPr>
       <w:r>
         <w:rPr>
           <w:rFonts w:hint="eastAsia" w:ascii="Times New Roman" w:hAnsi="Times New Roman" w:eastAsia="仿宋" w:cs="Times New Roman"/>
+          <w:sz w:val="28"/>
+          <w:szCs w:val="28"/>
+          <w:color w:val="000000"/>
+        </w:rPr>
+        <w:t xml:space="preserve">（一）技术路线</w:t>
+      </w:r>
+    </w:p>
+    <w:p>
+      <w:pPr>
+        <w:widowControl/>
+        <w:snapToGrid w:val="0"/>
+        <w:spacing w:line="360" w:lineRule="auto"/>
+        <w:ind w:firstLine="560" w:firstLineChars="200"/>
+        <w:rPr>
+          <w:rFonts w:ascii="Times New Roman" w:hAnsi="Times New Roman" w:eastAsia="仿宋" w:cs="Times New Roman"/>
+          <w:sz w:val="28"/>
+          <w:szCs w:val="28"/>
+        </w:rPr>
+      </w:pPr>
+      <w:r>
+        <w:rPr>
+          <w:rFonts w:hint="eastAsia" w:ascii="Times New Roman" w:hAnsi="Times New Roman" w:eastAsia="仿宋" w:cs="Times New Roman"/>
+          <w:sz w:val="28"/>
+          <w:szCs w:val="28"/>
+          <w:color w:val="000000"/>
+        </w:rPr>
+        <w:t xml:space="preserve">官方资料库与经营配置→本地智能体工作流（理解与拆分→证据检索→逐句核验→约束求解→分众教学生成与扫描）→人工确认→游客版与组织者版手册导出→资料或作品变更时影响定位与重新核验。每一步的输入、输出、模型调用次数和耗时都写入运行记录，可以回放和审计。</w:t>
+      </w:r>
+    </w:p>
+    <w:p>
+      <w:pPr>
+        <w:widowControl/>
+        <w:snapToGrid w:val="0"/>
+        <w:spacing w:line="360" w:lineRule="auto"/>
+        <w:ind w:firstLine="560" w:firstLineChars="200"/>
+        <w:rPr>
+          <w:rFonts w:ascii="Times New Roman" w:hAnsi="Times New Roman" w:eastAsia="仿宋" w:cs="Times New Roman"/>
+          <w:sz w:val="28"/>
+          <w:szCs w:val="28"/>
+        </w:rPr>
+        <w:keepNext/>
+      </w:pPr>
+      <w:r>
+        <w:rPr>
+          <w:rFonts w:hint="eastAsia" w:ascii="Times New Roman" w:hAnsi="Times New Roman" w:eastAsia="仿宋" w:cs="Times New Roman"/>
+          <w:sz w:val="28"/>
+          <w:szCs w:val="28"/>
+          <w:color w:val="000000"/>
+        </w:rPr>
+        <w:t xml:space="preserve">（二）关键技术与方法</w:t>
+      </w:r>
+    </w:p>
+    <w:p>
+      <w:pPr>
+        <w:widowControl/>
+        <w:snapToGrid w:val="0"/>
+        <w:spacing w:line="360" w:lineRule="auto"/>
+        <w:ind w:firstLine="560" w:firstLineChars="200"/>
+        <w:rPr>
+          <w:rFonts w:ascii="Times New Roman" w:hAnsi="Times New Roman" w:eastAsia="仿宋" w:cs="Times New Roman"/>
+          <w:sz w:val="28"/>
+          <w:szCs w:val="28"/>
+        </w:rPr>
+      </w:pPr>
+      <w:r>
+        <w:rPr>
+          <w:rFonts w:hint="eastAsia" w:ascii="Times New Roman" w:hAnsi="Times New Roman" w:eastAsia="仿宋" w:cs="Times New Roman"/>
+          <w:sz w:val="28"/>
+          <w:szCs w:val="28"/>
+          <w:color w:val="000000"/>
+        </w:rPr>
+        <w:t xml:space="preserve">1．输入分流与逐句核验。程序按句号切分，再在逗号处切出独立分句，保留每个分句在原文中的位置；模型为每个分句生成检索问题并分类为文化事实、公开活动条件、经营承诺或游客需求。若模型把半句并入相邻分句，程序按原文补回、单独核验；整句遗漏、重复或编造的句子直接判为失败。审校结果必须逐项覆盖、只能引用本条检索到的来源，矛盾句只做最小修订。</w:t>
+      </w:r>
+    </w:p>
+    <w:p>
+      <w:pPr>
+        <w:widowControl/>
+        <w:snapToGrid w:val="0"/>
+        <w:spacing w:line="360" w:lineRule="auto"/>
+        <w:ind w:firstLine="560" w:firstLineChars="200"/>
+        <w:rPr>
+          <w:rFonts w:ascii="Times New Roman" w:hAnsi="Times New Roman" w:eastAsia="仿宋" w:cs="Times New Roman"/>
+          <w:sz w:val="28"/>
+          <w:szCs w:val="28"/>
+        </w:rPr>
+      </w:pPr>
+      <w:r>
+        <w:rPr>
+          <w:rFonts w:hint="eastAsia" w:ascii="Times New Roman" w:hAnsi="Times New Roman" w:eastAsia="仿宋" w:cs="Times New Roman"/>
+          <w:sz w:val="28"/>
+          <w:szCs w:val="28"/>
+          <w:color w:val="000000"/>
+        </w:rPr>
+        <w:t xml:space="preserve">2．按要求生成讲解词。使用者选择体验对象和时长（3、5、10分钟），模型只能转述当前地域项目下可用资料的原文，每句标明来源编号；句数不足、引用越界即不采用，模型不可用时载入部署时预置、同样逐句标注出处的草稿。草稿一律进入同一套核验，不因由系统生成而免检。</w:t>
+      </w:r>
+    </w:p>
+    <w:p>
+      <w:pPr>
+        <w:widowControl/>
+        <w:snapToGrid w:val="0"/>
+        <w:spacing w:line="360" w:lineRule="auto"/>
+        <w:ind w:firstLine="560" w:firstLineChars="200"/>
+        <w:rPr>
+          <w:rFonts w:ascii="Times New Roman" w:hAnsi="Times New Roman" w:eastAsia="仿宋" w:cs="Times New Roman"/>
+          <w:sz w:val="28"/>
+          <w:szCs w:val="28"/>
+        </w:rPr>
+      </w:pPr>
+      <w:r>
+        <w:rPr>
+          <w:rFonts w:hint="eastAsia" w:ascii="Times New Roman" w:hAnsi="Times New Roman" w:eastAsia="仿宋" w:cs="Times New Roman"/>
+          <w:sz w:val="28"/>
+          <w:szCs w:val="28"/>
+          <w:color w:val="000000"/>
+        </w:rPr>
+        <w:t xml:space="preserve">3．约束求解与账目复算。八个活动模块（乡土入门讲解、工艺深度讲述、基础剪纸手作、深度剪纸手作、手作延伸练习、点染色彩观察、作品交流分享、乡土茶歇）的时长、费用、教师、场地、容量、互斥与依赖关系均为配置。程序枚举有限组合，按体验对象偏好和使用者的明确要求排序，排定连续日程，金额按整数分计算并拆分为本地服务、材料工具和活动组织三类，导出前再复算一次。</w:t>
+      </w:r>
+    </w:p>
+    <w:p>
+      <w:pPr>
+        <w:widowControl/>
+        <w:snapToGrid w:val="0"/>
+        <w:spacing w:line="360" w:lineRule="auto"/>
+        <w:ind w:firstLine="560" w:firstLineChars="200"/>
+        <w:rPr>
+          <w:rFonts w:ascii="Times New Roman" w:hAnsi="Times New Roman" w:eastAsia="仿宋" w:cs="Times New Roman"/>
+          <w:sz w:val="28"/>
+          <w:szCs w:val="28"/>
+        </w:rPr>
+      </w:pPr>
+      <w:r>
+        <w:rPr>
+          <w:rFonts w:hint="eastAsia" w:ascii="Times New Roman" w:hAnsi="Times New Roman" w:eastAsia="仿宋" w:cs="Times New Roman"/>
+          <w:sz w:val="28"/>
+          <w:szCs w:val="28"/>
+          <w:color w:val="000000"/>
+        </w:rPr>
+        <w:t xml:space="preserve">4．分众教学。已核验的讲解卡按对象改写口吻，生成短讲解、观察任务和互动提问，教学创意与文化事实分别标识；生成后由独立扫描步骤逐项核对文化前提和活动范围，不通过就不交付。</w:t>
+      </w:r>
+    </w:p>
+    <w:p>
+      <w:pPr>
+        <w:widowControl/>
+        <w:snapToGrid w:val="0"/>
+        <w:spacing w:line="360" w:lineRule="auto"/>
+        <w:ind w:firstLine="560" w:firstLineChars="200"/>
+        <w:rPr>
+          <w:rFonts w:ascii="Times New Roman" w:hAnsi="Times New Roman" w:eastAsia="仿宋" w:cs="Times New Roman"/>
+          <w:sz w:val="28"/>
+          <w:szCs w:val="28"/>
+        </w:rPr>
+      </w:pPr>
+      <w:r>
+        <w:rPr>
+          <w:rFonts w:hint="eastAsia" w:ascii="Times New Roman" w:hAnsi="Times New Roman" w:eastAsia="仿宋" w:cs="Times New Roman"/>
+          <w:sz w:val="28"/>
+          <w:szCs w:val="28"/>
+          <w:color w:val="000000"/>
+        </w:rPr>
+        <w:t xml:space="preserve">5．版本快照与影响定位。来源、素材和作品各有版本与使用状态，运行记录保存确认时的快照；任何变化都会沿“来源/作品→陈述→讲解卡→方案→手册”的关系定位受影响内容，使旧确认失效。</w:t>
+      </w:r>
+    </w:p>
+    <w:p>
+      <w:pPr>
+        <w:widowControl/>
+        <w:snapToGrid w:val="0"/>
+        <w:spacing w:line="360" w:lineRule="auto"/>
+        <w:ind w:firstLine="560" w:firstLineChars="200"/>
+        <w:rPr>
+          <w:rFonts w:ascii="Times New Roman" w:hAnsi="Times New Roman" w:eastAsia="仿宋" w:cs="Times New Roman"/>
+          <w:sz w:val="28"/>
+          <w:szCs w:val="28"/>
+        </w:rPr>
+      </w:pPr>
+      <w:r>
+        <w:rPr>
+          <w:rFonts w:hint="eastAsia" w:ascii="Times New Roman" w:hAnsi="Times New Roman" w:eastAsia="仿宋" w:cs="Times New Roman"/>
+          <w:sz w:val="28"/>
+          <w:szCs w:val="28"/>
+          <w:color w:val="000000"/>
+        </w:rPr>
+        <w:t xml:space="preserve">6．安全门禁。未配置服务、跨场地、取消必需环节、资源超限等由程序硬性拦截，模型复核不能把它降级放行；检索到的资料只当数据，不执行其中夹带的指令。</w:t>
+      </w:r>
+    </w:p>
+    <w:p>
+      <w:pPr>
+        <w:widowControl/>
+        <w:snapToGrid w:val="0"/>
+        <w:spacing w:line="360" w:lineRule="auto"/>
+        <w:ind w:firstLine="560" w:firstLineChars="200"/>
+        <w:rPr>
+          <w:rFonts w:ascii="Times New Roman" w:hAnsi="Times New Roman" w:eastAsia="仿宋" w:cs="Times New Roman"/>
+          <w:sz w:val="28"/>
+          <w:szCs w:val="28"/>
+        </w:rPr>
+        <w:keepNext/>
+      </w:pPr>
+      <w:r>
+        <w:rPr>
+          <w:rFonts w:hint="eastAsia" w:ascii="Times New Roman" w:hAnsi="Times New Roman" w:eastAsia="仿宋" w:cs="Times New Roman"/>
+          <w:sz w:val="28"/>
+          <w:szCs w:val="28"/>
+          <w:color w:val="000000"/>
+        </w:rPr>
+        <w:t xml:space="preserve">（三）实验与验证手段</w:t>
+      </w:r>
+    </w:p>
+    <w:p>
+      <w:pPr>
+        <w:widowControl/>
+        <w:snapToGrid w:val="0"/>
+        <w:spacing w:line="360" w:lineRule="auto"/>
+        <w:ind w:firstLine="560" w:firstLineChars="200"/>
+        <w:rPr>
+          <w:rFonts w:ascii="Times New Roman" w:hAnsi="Times New Roman" w:eastAsia="仿宋" w:cs="Times New Roman"/>
+          <w:sz w:val="28"/>
+          <w:szCs w:val="28"/>
+        </w:rPr>
+      </w:pPr>
+      <w:r>
+        <w:rPr>
+          <w:rFonts w:hint="eastAsia" w:ascii="Times New Roman" w:hAnsi="Times New Roman" w:eastAsia="仿宋" w:cs="Times New Roman"/>
+          <w:sz w:val="28"/>
+          <w:szCs w:val="28"/>
+          <w:color w:val="000000"/>
+        </w:rPr>
+        <w:t xml:space="preserve">一是双机交叉验证：开发机完成代码与无模型测试，验证机在隔离目录、空数据库上用真实本地模型运行主流程、五个模块场景、三幕引导验收和宣传片采集四项脚本，记录全部运行编号、调用次数、耗时和首次失败，验证通过才合入主线。二是对照实验：24项任务分别由智能体工作流和同模型、同资料、同工具的固定流程各跑一次，比较完整交付、必要确认和具体拒绝。三是274项后端单元测试与浏览器端到端测试，覆盖核验门禁、账目复算、版本失效、桌面与手机两种宽度的界面可读性。四是用户访谈：请一线从业者观看演示并按提纲反馈，依据结论改版。</w:t>
+      </w:r>
+    </w:p>
+    <w:p>
+      <w:pPr>
+        <w:widowControl/>
+        <w:snapToGrid w:val="0"/>
+        <w:spacing w:line="360" w:lineRule="auto"/>
+        <w:ind w:firstLine="560" w:firstLineChars="200"/>
+        <w:rPr>
+          <w:rFonts w:ascii="Times New Roman" w:hAnsi="Times New Roman" w:eastAsia="仿宋" w:cs="Times New Roman"/>
+          <w:sz w:val="28"/>
+          <w:szCs w:val="28"/>
+        </w:rPr>
+        <w:keepNext/>
+      </w:pPr>
+      <w:r>
+        <w:rPr>
+          <w:rFonts w:hint="eastAsia" w:ascii="Times New Roman" w:hAnsi="Times New Roman" w:eastAsia="仿宋" w:cs="Times New Roman"/>
+          <w:sz w:val="28"/>
+          <w:szCs w:val="28"/>
+          <w:color w:val="000000"/>
+        </w:rPr>
+        <w:t xml:space="preserve">（四）风险与应对</w:t>
+      </w:r>
+    </w:p>
+    <w:p>
+      <w:pPr>
+        <w:widowControl/>
+        <w:snapToGrid w:val="0"/>
+        <w:spacing w:line="360" w:lineRule="auto"/>
+        <w:ind w:firstLine="560" w:firstLineChars="200"/>
+        <w:rPr>
+          <w:rFonts w:ascii="Times New Roman" w:hAnsi="Times New Roman" w:eastAsia="仿宋" w:cs="Times New Roman"/>
+          <w:sz w:val="28"/>
+          <w:szCs w:val="28"/>
+        </w:rPr>
+      </w:pPr>
+      <w:r>
+        <w:rPr>
+          <w:rFonts w:hint="eastAsia" w:ascii="Times New Roman" w:hAnsi="Times New Roman" w:eastAsia="仿宋" w:cs="Times New Roman"/>
+          <w:sz w:val="28"/>
+          <w:szCs w:val="28"/>
+          <w:color w:val="000000"/>
+        </w:rPr>
+        <w:t xml:space="preserve">模型误判：证据门禁与扫描失败即停止，人工确认是交付前的最后一关，运行记录可回放追查。资料过期或作品更新：版本联动自动定位受影响内容，旧手册暂停导出。经营条件不实：教师、场地、容量和价格由接待方配置并确认，系统不替人承诺。作品与素材权利：手艺人作品须经本人同意展示，交易由手艺人自行办理。</w:t>
+      </w:r>
+    </w:p>
+    <w:p>
+      <w:pPr>
+        <w:widowControl/>
+        <w:snapToGrid w:val="0"/>
+        <w:spacing w:line="360" w:lineRule="auto"/>
+        <w:ind w:firstLine="560" w:firstLineChars="200"/>
+        <w:rPr>
+          <w:rFonts w:ascii="Times New Roman" w:hAnsi="Times New Roman" w:eastAsia="仿宋" w:cs="Times New Roman"/>
+          <w:sz w:val="28"/>
+          <w:szCs w:val="28"/>
+        </w:rPr>
+        <w:keepNext/>
+      </w:pPr>
+      <w:r>
+        <w:rPr>
+          <w:rFonts w:hint="eastAsia" w:ascii="Times New Roman" w:hAnsi="Times New Roman" w:eastAsia="仿宋" w:cs="Times New Roman"/>
+          <w:sz w:val="28"/>
+          <w:szCs w:val="28"/>
+          <w:color w:val="000000"/>
+        </w:rPr>
+        <w:t xml:space="preserve">（五）方案实现形态</w:t>
+      </w:r>
+    </w:p>
+    <w:p>
+      <w:pPr>
+        <w:widowControl/>
+        <w:snapToGrid w:val="0"/>
+        <w:spacing w:line="360" w:lineRule="auto"/>
+        <w:ind w:firstLine="560" w:firstLineChars="200"/>
+        <w:rPr>
+          <w:rFonts w:ascii="Times New Roman" w:hAnsi="Times New Roman" w:eastAsia="仿宋" w:cs="Times New Roman"/>
+          <w:sz w:val="28"/>
+          <w:szCs w:val="28"/>
+        </w:rPr>
+      </w:pPr>
+      <w:r>
+        <w:rPr>
+          <w:rFonts w:hint="eastAsia" w:ascii="Times New Roman" w:hAnsi="Times New Roman" w:eastAsia="仿宋" w:cs="Times New Roman"/>
+          <w:sz w:val="28"/>
+          <w:szCs w:val="28"/>
+          <w:color w:val="000000"/>
+        </w:rPr>
+        <w:t xml:space="preserve">系统部署在一台电脑上，浏览器打开即用，包含三个页面：“乡土发现”介绍项目与地域；“可信内容工坊”生成和核验讲解词；“体验与共益”按对象编排活动、展示账目与本地服务报酬、管理作品版本并导出手册。游客版手册包含讲解、观察任务、互动提问、日程和手艺人作品，约3页；组织者版增加账目、资源、来源与使用状态，约8页。另有三分钟宣传片，系统画面全部来自真实本地运行。</w:t>
+      </w:r>
+    </w:p>
+    <w:p>
+      <w:pPr>
+        <w:widowControl/>
+        <w:snapToGrid w:val="0"/>
+        <w:spacing w:line="360" w:lineRule="auto"/>
+        <w:ind w:firstLine="560" w:firstLineChars="200"/>
+        <w:rPr>
+          <w:rFonts w:ascii="Times New Roman" w:hAnsi="Times New Roman" w:eastAsia="仿宋" w:cs="Times New Roman"/>
+          <w:sz w:val="28"/>
+          <w:szCs w:val="28"/>
+        </w:rPr>
+        <w:keepNext/>
+      </w:pPr>
+      <w:r>
+        <w:rPr>
+          <w:rFonts w:hint="eastAsia" w:ascii="Times New Roman" w:hAnsi="Times New Roman" w:eastAsia="仿宋" w:cs="Times New Roman"/>
+          <w:sz w:val="28"/>
+          <w:szCs w:val="28"/>
+          <w:color w:val="000000"/>
+        </w:rPr>
+        <w:t xml:space="preserve">（六）实施计划</w:t>
+      </w:r>
+    </w:p>
+    <w:p>
+      <w:pPr>
+        <w:widowControl/>
+        <w:snapToGrid w:val="0"/>
+        <w:spacing w:line="360" w:lineRule="auto"/>
+        <w:ind w:firstLine="560" w:firstLineChars="200"/>
+        <w:rPr>
+          <w:rFonts w:ascii="Times New Roman" w:hAnsi="Times New Roman" w:eastAsia="仿宋" w:cs="Times New Roman"/>
+          <w:sz w:val="28"/>
+          <w:szCs w:val="28"/>
+        </w:rPr>
+      </w:pPr>
+      <w:r>
+        <w:rPr>
+          <w:rFonts w:hint="eastAsia" w:ascii="Times New Roman" w:hAnsi="Times New Roman" w:eastAsia="仿宋" w:cs="Times New Roman"/>
+          <w:sz w:val="28"/>
+          <w:szCs w:val="28"/>
+          <w:color w:val="000000"/>
+        </w:rPr>
+        <w:t xml:space="preserve">第一阶段完成蔚县剪纸单项目闭环与金山公开案例复用（已完成）；第二阶段与一个县域文旅单位或非遗工坊合作，按真实场次试点，由当地人员复核资料、确认教师与场地、维护作品；第三阶段把资料与模块配置扩展到同一地区的更多非遗项目，形成按场次服务的标准交付包。</w:t>
+      </w:r>
+    </w:p>
+    <w:p>
+      <w:pPr>
+        <w:widowControl/>
+        <w:snapToGrid w:val="0"/>
+        <w:spacing w:line="360" w:lineRule="auto"/>
+        <w:rPr>
+          <w:rFonts w:ascii="Times New Roman" w:hAnsi="Times New Roman" w:eastAsia="仿宋" w:cs="Times New Roman"/>
+          <w:sz w:val="28"/>
+          <w:szCs w:val="28"/>
+        </w:rPr>
+        <w:keepNext/>
+      </w:pPr>
+      <w:r>
+        <w:rPr>
+          <w:rFonts w:hint="eastAsia" w:ascii="Times New Roman" w:hAnsi="Times New Roman" w:eastAsia="仿宋" w:cs="Times New Roman"/>
           <w:b/>
           <w:sz w:val="28"/>
           <w:szCs w:val="28"/>
@@ -874,7 +1368,7 @@
           <w:szCs w:val="28"/>
           <w:color w:val="000000"/>
         </w:rPr>
-        <w:t xml:space="preserve">首批应用拟面向已有固定场地和服务人员、需经常调整客群与预算的小型工坊及研学组织者。预期价值是降低多份材料漏改风险，使文化依据、账目和使用边界可交接；没有真实用户对照，不宣称节省工时或已提高收入。软件服务可按部署配置和按期维护收费，工坊活动账另计。扩展地域前需要可靠资料、当地复核者、可使用素材以及真实接待配置，不直接复制剪纸时长或费用。现已完成本地原型、双版包和公开案例重建；真实流程试用、采购意愿、授权及经济成效是下一阶段计划。</w:t>
+        <w:t xml:space="preserve">乡艺有据面向县域文旅部门、研学机构和非遗工坊，以按场次收费的活动编排与手册服务落地，付费方是活动举办方和手艺人。全国约1.29万家非遗工坊分布在2138个县，受访地区每年非遗活动从十余场到上百场，需求广泛且高频复现。系统一次部署、离线运行、无模型调用费，扩展新项目主要是资料整理与配置，复制成本低。它能让每一场活动讲得准、选得对、手册常新：文化上守住地域特色，经济上让报酬透明、收益留在乡里，社会上让学生、老人等不同人群都获得有针对性的体验。随着生成式AI成为人们认识地方的第一扇窗，一套“只讲有出处的话”的本地智能体，可以成为非遗进景区、进课堂、进社区的可靠底座。</w:t>
       </w:r>
     </w:p>
     <w:sectPr>
